--- a/Analyse fonctionnelle du système.docx
+++ b/Analyse fonctionnelle du système.docx
@@ -4,25 +4,31 @@
   <w:body>
     <w:p>
       <w:pPr>
-        <w:spacing w:line="360" w:lineRule="auto"/>
+        <w:spacing w:after="160" w:line="360" w:lineRule="auto"/>
         <w:jc w:val="center"/>
         <w:rPr>
-          <w:rFonts w:ascii="Times New Roman" w:hAnsi="Times New Roman" w:cs="Times New Roman"/>
+          <w:rFonts w:ascii="Times New Roman" w:eastAsiaTheme="minorHAnsi" w:hAnsi="Times New Roman" w:cs="Times New Roman"/>
           <w:b/>
           <w:bCs/>
-          <w:sz w:val="24"/>
-          <w:szCs w:val="24"/>
-          <w:lang w:val="fr-FR"/>
-        </w:rPr>
-      </w:pPr>
-      <w:r>
-        <w:rPr>
-          <w:rFonts w:ascii="Times New Roman" w:hAnsi="Times New Roman" w:cs="Times New Roman"/>
+          <w:color w:val="244061" w:themeColor="accent1" w:themeShade="80"/>
+          <w:kern w:val="2"/>
+          <w:sz w:val="40"/>
+          <w:szCs w:val="40"/>
+          <w:lang w:val="fr-FR"/>
+          <w14:ligatures w14:val="standardContextual"/>
+        </w:rPr>
+      </w:pPr>
+      <w:r>
+        <w:rPr>
+          <w:rFonts w:ascii="Times New Roman" w:eastAsiaTheme="minorHAnsi" w:hAnsi="Times New Roman" w:cs="Times New Roman"/>
           <w:b/>
           <w:bCs/>
-          <w:sz w:val="24"/>
-          <w:szCs w:val="24"/>
-          <w:lang w:val="fr-FR"/>
+          <w:color w:val="244061" w:themeColor="accent1" w:themeShade="80"/>
+          <w:kern w:val="2"/>
+          <w:sz w:val="40"/>
+          <w:szCs w:val="40"/>
+          <w:lang w:val="fr-FR"/>
+          <w14:ligatures w14:val="standardContextual"/>
         </w:rPr>
         <w:t>Analyse fonctionnelle du système</w:t>
       </w:r>
@@ -38,6 +44,7 @@
         <w:jc w:val="both"/>
         <w:rPr>
           <w:rFonts w:ascii="Times New Roman" w:hAnsi="Times New Roman" w:cs="Times New Roman"/>
+          <w:color w:val="244061" w:themeColor="accent1" w:themeShade="80"/>
           <w:sz w:val="24"/>
           <w:szCs w:val="24"/>
           <w:lang w:val="fr-FR"/>
@@ -47,11 +54,23 @@
         <w:rPr>
           <w:rFonts w:ascii="Times New Roman" w:hAnsi="Times New Roman" w:cs="Times New Roman"/>
           <w:b/>
+          <w:color w:val="244061" w:themeColor="accent1" w:themeShade="80"/>
+          <w:sz w:val="28"/>
+          <w:szCs w:val="28"/>
+          <w:lang w:val="fr-FR"/>
+        </w:rPr>
+        <w:t>Contexte</w:t>
+      </w:r>
+      <w:r>
+        <w:rPr>
+          <w:rFonts w:ascii="Times New Roman" w:hAnsi="Times New Roman" w:cs="Times New Roman"/>
+          <w:b/>
+          <w:color w:val="244061" w:themeColor="accent1" w:themeShade="80"/>
           <w:sz w:val="24"/>
           <w:szCs w:val="24"/>
           <w:lang w:val="fr-FR"/>
         </w:rPr>
-        <w:t xml:space="preserve">Contexte </w:t>
+        <w:t xml:space="preserve"> </w:t>
       </w:r>
     </w:p>
     <w:p>
@@ -60,16 +79,12 @@
         <w:jc w:val="both"/>
         <w:rPr>
           <w:rFonts w:ascii="Times New Roman" w:hAnsi="Times New Roman" w:cs="Times New Roman"/>
-          <w:sz w:val="24"/>
-          <w:szCs w:val="24"/>
-          <w:lang w:val="fr-FR"/>
-        </w:rPr>
-      </w:pPr>
-      <w:r>
-        <w:rPr>
-          <w:rFonts w:ascii="Times New Roman" w:hAnsi="Times New Roman" w:cs="Times New Roman"/>
-          <w:sz w:val="24"/>
-          <w:szCs w:val="24"/>
+          <w:lang w:val="fr-FR"/>
+        </w:rPr>
+      </w:pPr>
+      <w:r>
+        <w:rPr>
+          <w:rFonts w:ascii="Times New Roman" w:hAnsi="Times New Roman" w:cs="Times New Roman"/>
           <w:lang w:val="fr-FR"/>
         </w:rPr>
         <w:t>Plusieurs institutions publiques et organisations non gouvernementales souhaitent centraliser la gestion de leurs projets, actuellement dispersée entre fichiers Excel, échanges informels et outils hétérogènes. Cette fragmentation entraîne des retards, des doublons d’information et une visibilité limitée sur l’avancement réel des actions menées.</w:t>
@@ -81,16 +96,12 @@
         <w:jc w:val="both"/>
         <w:rPr>
           <w:rFonts w:ascii="Times New Roman" w:hAnsi="Times New Roman" w:cs="Times New Roman"/>
-          <w:sz w:val="24"/>
-          <w:szCs w:val="24"/>
-          <w:lang w:val="fr-FR"/>
-        </w:rPr>
-      </w:pPr>
-      <w:r>
-        <w:rPr>
-          <w:rFonts w:ascii="Times New Roman" w:hAnsi="Times New Roman" w:cs="Times New Roman"/>
-          <w:sz w:val="24"/>
-          <w:szCs w:val="24"/>
+          <w:lang w:val="fr-FR"/>
+        </w:rPr>
+      </w:pPr>
+      <w:r>
+        <w:rPr>
+          <w:rFonts w:ascii="Times New Roman" w:hAnsi="Times New Roman" w:cs="Times New Roman"/>
           <w:lang w:val="fr-FR"/>
         </w:rPr>
         <w:t>Face à ces limites, la mise en place d’une plateforme nationale unique apparaît comme une nécessité stratégique. Celle-ci doit offrir un espace collaboratif, sécurisé et structuré permettant de suivre en temps réel les projets, les tâches, les équipes, les documents et les interactions associées.</w:t>
@@ -102,16 +113,12 @@
         <w:jc w:val="both"/>
         <w:rPr>
           <w:rFonts w:ascii="Times New Roman" w:hAnsi="Times New Roman" w:cs="Times New Roman"/>
-          <w:sz w:val="24"/>
-          <w:szCs w:val="24"/>
-          <w:lang w:val="fr-FR"/>
-        </w:rPr>
-      </w:pPr>
-      <w:r>
-        <w:rPr>
-          <w:rFonts w:ascii="Times New Roman" w:hAnsi="Times New Roman" w:cs="Times New Roman"/>
-          <w:sz w:val="24"/>
-          <w:szCs w:val="24"/>
+          <w:lang w:val="fr-FR"/>
+        </w:rPr>
+      </w:pPr>
+      <w:r>
+        <w:rPr>
+          <w:rFonts w:ascii="Times New Roman" w:hAnsi="Times New Roman" w:cs="Times New Roman"/>
           <w:lang w:val="fr-FR"/>
         </w:rPr>
         <w:t>L’objectif global de cette plateforme est d’harmoniser les pratiques de gestion, de faciliter la coordination entre les différentes organisations et de garantir un pilotage fiable des projets de développement. Elle a vocation à devenir un référentiel commun soutenant la prise de décision et améliorant l’efficacité collective.</w:t>
@@ -141,8 +148,9 @@
         <w:rPr>
           <w:rFonts w:ascii="Times New Roman" w:hAnsi="Times New Roman" w:cs="Times New Roman"/>
           <w:b/>
-          <w:sz w:val="24"/>
-          <w:szCs w:val="24"/>
+          <w:color w:val="244061" w:themeColor="accent1" w:themeShade="80"/>
+          <w:sz w:val="28"/>
+          <w:szCs w:val="28"/>
           <w:lang w:val="fr-FR"/>
         </w:rPr>
       </w:pPr>
@@ -150,8 +158,9 @@
         <w:rPr>
           <w:rFonts w:ascii="Times New Roman" w:hAnsi="Times New Roman" w:cs="Times New Roman"/>
           <w:b/>
-          <w:sz w:val="24"/>
-          <w:szCs w:val="24"/>
+          <w:color w:val="244061" w:themeColor="accent1" w:themeShade="80"/>
+          <w:sz w:val="28"/>
+          <w:szCs w:val="28"/>
           <w:lang w:val="fr-FR"/>
         </w:rPr>
         <w:t xml:space="preserve">Acteurs </w:t>
@@ -192,16 +201,12 @@
         <w:jc w:val="both"/>
         <w:rPr>
           <w:rFonts w:ascii="Times New Roman" w:hAnsi="Times New Roman" w:cs="Times New Roman"/>
-          <w:sz w:val="24"/>
-          <w:szCs w:val="24"/>
-          <w:lang w:val="fr-FR"/>
-        </w:rPr>
-      </w:pPr>
-      <w:r>
-        <w:rPr>
-          <w:rFonts w:ascii="Times New Roman" w:hAnsi="Times New Roman" w:cs="Times New Roman"/>
-          <w:sz w:val="24"/>
-          <w:szCs w:val="24"/>
+          <w:lang w:val="fr-FR"/>
+        </w:rPr>
+      </w:pPr>
+      <w:r>
+        <w:rPr>
+          <w:rFonts w:ascii="Times New Roman" w:hAnsi="Times New Roman" w:cs="Times New Roman"/>
           <w:lang w:val="fr-FR"/>
         </w:rPr>
         <w:t>L’administrateur supervise l’ensemble de la plateforme et veille à son bon fonctionnement.</w:t>
@@ -209,8 +214,6 @@
       <w:r>
         <w:rPr>
           <w:rFonts w:ascii="Times New Roman" w:hAnsi="Times New Roman" w:cs="Times New Roman"/>
-          <w:sz w:val="24"/>
-          <w:szCs w:val="24"/>
           <w:lang w:val="fr-FR"/>
         </w:rPr>
         <w:t xml:space="preserve"> </w:t>
@@ -218,20 +221,36 @@
       <w:r>
         <w:rPr>
           <w:rFonts w:ascii="Times New Roman" w:hAnsi="Times New Roman" w:cs="Times New Roman"/>
-          <w:sz w:val="24"/>
-          <w:szCs w:val="24"/>
-          <w:lang w:val="fr-FR"/>
-        </w:rPr>
-        <w:t>Il gère les comptes utilisateurs, leurs rôles ainsi que les équipes.</w:t>
-      </w:r>
-      <w:r>
-        <w:rPr>
-          <w:rFonts w:ascii="Times New Roman" w:hAnsi="Times New Roman" w:cs="Times New Roman"/>
-          <w:sz w:val="24"/>
-          <w:szCs w:val="24"/>
-          <w:lang w:val="fr-FR"/>
-        </w:rPr>
-        <w:br/>
+          <w:lang w:val="fr-FR"/>
+        </w:rPr>
+        <w:t>Il gère</w:t>
+      </w:r>
+      <w:r>
+        <w:rPr>
+          <w:rFonts w:ascii="Times New Roman" w:hAnsi="Times New Roman" w:cs="Times New Roman"/>
+          <w:lang w:val="fr-FR"/>
+        </w:rPr>
+        <w:t xml:space="preserve"> </w:t>
+      </w:r>
+      <w:r>
+        <w:rPr>
+          <w:rFonts w:ascii="Times New Roman" w:hAnsi="Times New Roman" w:cs="Times New Roman"/>
+          <w:lang w:val="fr-FR"/>
+        </w:rPr>
+        <w:t>les comptes utilisateurs, leurs rôles ainsi que les équipes.</w:t>
+      </w:r>
+      <w:r>
+        <w:rPr>
+          <w:rFonts w:ascii="Times New Roman" w:hAnsi="Times New Roman" w:cs="Times New Roman"/>
+          <w:lang w:val="fr-FR"/>
+        </w:rPr>
+        <w:t xml:space="preserve"> </w:t>
+      </w:r>
+      <w:r>
+        <w:rPr>
+          <w:rFonts w:ascii="Times New Roman" w:hAnsi="Times New Roman" w:cs="Times New Roman"/>
+          <w:lang w:val="fr-FR"/>
+        </w:rPr>
         <w:t>Il dispose d’une visibilité globale sur tous les projets et peut intervenir en cas de problème d’organisation ou de droits d’accès.</w:t>
       </w:r>
     </w:p>
@@ -291,16 +310,12 @@
         <w:jc w:val="both"/>
         <w:rPr>
           <w:rFonts w:ascii="Times New Roman" w:hAnsi="Times New Roman" w:cs="Times New Roman"/>
-          <w:sz w:val="24"/>
-          <w:szCs w:val="24"/>
-          <w:lang w:val="fr-FR"/>
-        </w:rPr>
-      </w:pPr>
-      <w:r>
-        <w:rPr>
-          <w:rFonts w:ascii="Times New Roman" w:hAnsi="Times New Roman" w:cs="Times New Roman"/>
-          <w:sz w:val="24"/>
-          <w:szCs w:val="24"/>
+          <w:lang w:val="fr-FR"/>
+        </w:rPr>
+      </w:pPr>
+      <w:r>
+        <w:rPr>
+          <w:rFonts w:ascii="Times New Roman" w:hAnsi="Times New Roman" w:cs="Times New Roman"/>
           <w:lang w:val="fr-FR"/>
         </w:rPr>
         <w:t>Le chef de projet est responsable de la planification, de la coordination et du suivi des projets relevant de son équipe.</w:t>
@@ -308,8 +323,6 @@
       <w:r>
         <w:rPr>
           <w:rFonts w:ascii="Times New Roman" w:hAnsi="Times New Roman" w:cs="Times New Roman"/>
-          <w:sz w:val="24"/>
-          <w:szCs w:val="24"/>
           <w:lang w:val="fr-FR"/>
         </w:rPr>
         <w:t xml:space="preserve"> </w:t>
@@ -317,8 +330,6 @@
       <w:r>
         <w:rPr>
           <w:rFonts w:ascii="Times New Roman" w:hAnsi="Times New Roman" w:cs="Times New Roman"/>
-          <w:sz w:val="24"/>
-          <w:szCs w:val="24"/>
           <w:lang w:val="fr-FR"/>
         </w:rPr>
         <w:t>Il crée les projets, organise les tâches et répartit le travail entre les membres.</w:t>
@@ -326,8 +337,6 @@
       <w:r>
         <w:rPr>
           <w:rFonts w:ascii="Times New Roman" w:hAnsi="Times New Roman" w:cs="Times New Roman"/>
-          <w:sz w:val="24"/>
-          <w:szCs w:val="24"/>
           <w:lang w:val="fr-FR"/>
         </w:rPr>
         <w:t xml:space="preserve"> </w:t>
@@ -335,8 +344,6 @@
       <w:r>
         <w:rPr>
           <w:rFonts w:ascii="Times New Roman" w:hAnsi="Times New Roman" w:cs="Times New Roman"/>
-          <w:sz w:val="24"/>
-          <w:szCs w:val="24"/>
           <w:lang w:val="fr-FR"/>
         </w:rPr>
         <w:t>Il suit l’avancement des activités, ajuste les priorités et anime la collaboration au sein de l’équipe.</w:t>
@@ -367,7 +374,6 @@
           <w:szCs w:val="24"/>
           <w:lang w:val="fr-FR"/>
         </w:rPr>
-        <w:lastRenderedPageBreak/>
         <w:t>Membre d’équipe</w:t>
       </w:r>
     </w:p>
@@ -377,16 +383,12 @@
         <w:jc w:val="both"/>
         <w:rPr>
           <w:rFonts w:ascii="Times New Roman" w:hAnsi="Times New Roman" w:cs="Times New Roman"/>
-          <w:sz w:val="24"/>
-          <w:szCs w:val="24"/>
-          <w:lang w:val="fr-FR"/>
-        </w:rPr>
-      </w:pPr>
-      <w:r>
-        <w:rPr>
-          <w:rFonts w:ascii="Times New Roman" w:hAnsi="Times New Roman" w:cs="Times New Roman"/>
-          <w:sz w:val="24"/>
-          <w:szCs w:val="24"/>
+          <w:lang w:val="fr-FR"/>
+        </w:rPr>
+      </w:pPr>
+      <w:r>
+        <w:rPr>
+          <w:rFonts w:ascii="Times New Roman" w:hAnsi="Times New Roman" w:cs="Times New Roman"/>
           <w:lang w:val="fr-FR"/>
         </w:rPr>
         <w:t>Le membre d’équipe participe directement à la réalisation des tâches qui lui sont attribuées.</w:t>
@@ -394,18 +396,22 @@
       <w:r>
         <w:rPr>
           <w:rFonts w:ascii="Times New Roman" w:hAnsi="Times New Roman" w:cs="Times New Roman"/>
-          <w:sz w:val="24"/>
-          <w:szCs w:val="24"/>
           <w:lang w:val="fr-FR"/>
         </w:rPr>
         <w:br/>
-        <w:t>Il met à jour l’état d’avancement de ses tâches, échange avec les autres utilisateurs via les commentaires et consulte les informations relatives aux projets.</w:t>
-      </w:r>
-      <w:r>
-        <w:rPr>
-          <w:rFonts w:ascii="Times New Roman" w:hAnsi="Times New Roman" w:cs="Times New Roman"/>
-          <w:sz w:val="24"/>
-          <w:szCs w:val="24"/>
+        <w:t xml:space="preserve">Il met à jour l’état d’avancement de ses tâches, échange avec les autres utilisateurs via les </w:t>
+      </w:r>
+      <w:r>
+        <w:rPr>
+          <w:rFonts w:ascii="Times New Roman" w:hAnsi="Times New Roman" w:cs="Times New Roman"/>
+          <w:lang w:val="fr-FR"/>
+        </w:rPr>
+        <w:lastRenderedPageBreak/>
+        <w:t>commentaires et consulte les informations relatives aux projets.</w:t>
+      </w:r>
+      <w:r>
+        <w:rPr>
+          <w:rFonts w:ascii="Times New Roman" w:hAnsi="Times New Roman" w:cs="Times New Roman"/>
           <w:lang w:val="fr-FR"/>
         </w:rPr>
         <w:t xml:space="preserve"> </w:t>
@@ -413,8 +419,6 @@
       <w:r>
         <w:rPr>
           <w:rFonts w:ascii="Times New Roman" w:hAnsi="Times New Roman" w:cs="Times New Roman"/>
-          <w:sz w:val="24"/>
-          <w:szCs w:val="24"/>
           <w:lang w:val="fr-FR"/>
         </w:rPr>
         <w:t>Son rôle est d’exécuter les activités opérationnelles et de contribuer au bon déroulement des projets.</w:t>
@@ -431,6 +435,7 @@
         <w:jc w:val="both"/>
         <w:rPr>
           <w:rFonts w:ascii="Times New Roman" w:hAnsi="Times New Roman" w:cs="Times New Roman"/>
+          <w:color w:val="244061" w:themeColor="accent1" w:themeShade="80"/>
           <w:sz w:val="24"/>
           <w:szCs w:val="24"/>
           <w:lang w:val="fr-FR"/>
@@ -440,31 +445,45 @@
         <w:rPr>
           <w:rFonts w:ascii="Times New Roman" w:hAnsi="Times New Roman" w:cs="Times New Roman"/>
           <w:b/>
+          <w:color w:val="244061" w:themeColor="accent1" w:themeShade="80"/>
+          <w:sz w:val="28"/>
+          <w:szCs w:val="28"/>
+          <w:lang w:val="fr-FR"/>
+        </w:rPr>
+        <w:t>Fonctionnalit</w:t>
+      </w:r>
+      <w:r>
+        <w:rPr>
+          <w:rFonts w:ascii="Times New Roman" w:hAnsi="Times New Roman" w:cs="Times New Roman"/>
+          <w:b/>
+          <w:color w:val="244061" w:themeColor="accent1" w:themeShade="80"/>
+          <w:sz w:val="28"/>
+          <w:szCs w:val="28"/>
+          <w:lang w:val="fr-FR"/>
+        </w:rPr>
+        <w:t>é</w:t>
+      </w:r>
+      <w:r>
+        <w:rPr>
+          <w:rFonts w:ascii="Times New Roman" w:hAnsi="Times New Roman" w:cs="Times New Roman"/>
+          <w:b/>
+          <w:color w:val="244061" w:themeColor="accent1" w:themeShade="80"/>
+          <w:sz w:val="28"/>
+          <w:szCs w:val="28"/>
+          <w:lang w:val="fr-FR"/>
+        </w:rPr>
+        <w:t>s</w:t>
+      </w:r>
+      <w:r>
+        <w:rPr>
+          <w:rFonts w:ascii="Times New Roman" w:hAnsi="Times New Roman" w:cs="Times New Roman"/>
+          <w:b/>
+          <w:color w:val="244061" w:themeColor="accent1" w:themeShade="80"/>
           <w:sz w:val="24"/>
           <w:szCs w:val="24"/>
           <w:lang w:val="fr-FR"/>
         </w:rPr>
-        <w:t>Fonctionnalit</w:t>
-      </w:r>
-      <w:r>
-        <w:rPr>
-          <w:rFonts w:ascii="Times New Roman" w:hAnsi="Times New Roman" w:cs="Times New Roman"/>
-          <w:b/>
-          <w:sz w:val="24"/>
-          <w:szCs w:val="24"/>
-          <w:lang w:val="fr-FR"/>
-        </w:rPr>
-        <w:t>é</w:t>
-      </w:r>
-      <w:r>
-        <w:rPr>
-          <w:rFonts w:ascii="Times New Roman" w:hAnsi="Times New Roman" w:cs="Times New Roman"/>
-          <w:b/>
-          <w:sz w:val="24"/>
-          <w:szCs w:val="24"/>
-          <w:lang w:val="fr-FR"/>
-        </w:rPr>
-        <w:t xml:space="preserve">s </w:t>
+        <w:t xml:space="preserve"> </w:t>
       </w:r>
     </w:p>
     <w:p>
@@ -501,16 +520,12 @@
         <w:jc w:val="both"/>
         <w:rPr>
           <w:rFonts w:ascii="Times New Roman" w:hAnsi="Times New Roman" w:cs="Times New Roman"/>
-          <w:sz w:val="24"/>
-          <w:szCs w:val="24"/>
-          <w:lang w:val="fr-FR"/>
-        </w:rPr>
-      </w:pPr>
-      <w:r>
-        <w:rPr>
-          <w:rFonts w:ascii="Times New Roman" w:hAnsi="Times New Roman" w:cs="Times New Roman"/>
-          <w:sz w:val="24"/>
-          <w:szCs w:val="24"/>
+          <w:lang w:val="fr-FR"/>
+        </w:rPr>
+      </w:pPr>
+      <w:r>
+        <w:rPr>
+          <w:rFonts w:ascii="Times New Roman" w:hAnsi="Times New Roman" w:cs="Times New Roman"/>
           <w:lang w:val="fr-FR"/>
         </w:rPr>
         <w:t>La plateforme permet de créer des utilisateurs, de définir leurs rôles et de les organiser au sein d’équipes. Chaque utilisateur appartient à au moins une équipe, ce qui structure la collaboration et la répartition du travail. L’administrateur contrôle les accès et veille à ce que chaque équipe dispose des membres nécessaires.</w:t>
@@ -550,16 +565,12 @@
         <w:jc w:val="both"/>
         <w:rPr>
           <w:rFonts w:ascii="Times New Roman" w:hAnsi="Times New Roman" w:cs="Times New Roman"/>
-          <w:sz w:val="24"/>
-          <w:szCs w:val="24"/>
-          <w:lang w:val="fr-FR"/>
-        </w:rPr>
-      </w:pPr>
-      <w:r>
-        <w:rPr>
-          <w:rFonts w:ascii="Times New Roman" w:hAnsi="Times New Roman" w:cs="Times New Roman"/>
-          <w:sz w:val="24"/>
-          <w:szCs w:val="24"/>
+          <w:lang w:val="fr-FR"/>
+        </w:rPr>
+      </w:pPr>
+      <w:r>
+        <w:rPr>
+          <w:rFonts w:ascii="Times New Roman" w:hAnsi="Times New Roman" w:cs="Times New Roman"/>
           <w:lang w:val="fr-FR"/>
         </w:rPr>
         <w:t>La gestion des projets permet de créer, modifier et suivre les projets d’une équipe. Chaque projet est associé à une seule équipe et contient des informations essentielles telles que le budget, les dates et le statut. Le chef de projet peut y associer plusieurs utilisateurs afin d’assurer le pilotage et la réalisation des activités.</w:t>
@@ -599,16 +610,12 @@
         <w:jc w:val="both"/>
         <w:rPr>
           <w:rFonts w:ascii="Times New Roman" w:hAnsi="Times New Roman" w:cs="Times New Roman"/>
-          <w:sz w:val="24"/>
-          <w:szCs w:val="24"/>
-          <w:lang w:val="fr-FR"/>
-        </w:rPr>
-      </w:pPr>
-      <w:r>
-        <w:rPr>
-          <w:rFonts w:ascii="Times New Roman" w:hAnsi="Times New Roman" w:cs="Times New Roman"/>
-          <w:sz w:val="24"/>
-          <w:szCs w:val="24"/>
+          <w:lang w:val="fr-FR"/>
+        </w:rPr>
+      </w:pPr>
+      <w:r>
+        <w:rPr>
+          <w:rFonts w:ascii="Times New Roman" w:hAnsi="Times New Roman" w:cs="Times New Roman"/>
           <w:lang w:val="fr-FR"/>
         </w:rPr>
         <w:t>Le système permet de créer des tâches, de définir leurs priorités et de les assigner à un ou plusieurs membres. Chaque tâche est obligatoirement rattachée à un projet et possède un statut ainsi qu’un pourcentage d’avancement. Une tâche peut également rester non assignée lorsqu’elle est placée en backlog.</w:t>
@@ -648,16 +655,12 @@
         <w:jc w:val="both"/>
         <w:rPr>
           <w:rFonts w:ascii="Times New Roman" w:hAnsi="Times New Roman" w:cs="Times New Roman"/>
-          <w:sz w:val="24"/>
-          <w:szCs w:val="24"/>
-          <w:lang w:val="fr-FR"/>
-        </w:rPr>
-      </w:pPr>
-      <w:r>
-        <w:rPr>
-          <w:rFonts w:ascii="Times New Roman" w:hAnsi="Times New Roman" w:cs="Times New Roman"/>
-          <w:sz w:val="24"/>
-          <w:szCs w:val="24"/>
+          <w:lang w:val="fr-FR"/>
+        </w:rPr>
+      </w:pPr>
+      <w:r>
+        <w:rPr>
+          <w:rFonts w:ascii="Times New Roman" w:hAnsi="Times New Roman" w:cs="Times New Roman"/>
           <w:lang w:val="fr-FR"/>
         </w:rPr>
         <w:t>Chaque action réalisée sur une tâche génère automatiquement une activité, telle qu’un commentaire, un changement de statut ou une réassignation. Ces activités permettent de conserver un historique complet et horodaté des actions effectuées. Elles assurent la traçabilité et facilitent le suivi du travail.</w:t>
@@ -688,7 +691,6 @@
           <w:szCs w:val="24"/>
           <w:lang w:val="fr-FR"/>
         </w:rPr>
-        <w:lastRenderedPageBreak/>
         <w:t>Gestion des documents</w:t>
       </w:r>
     </w:p>
@@ -698,16 +700,12 @@
         <w:jc w:val="both"/>
         <w:rPr>
           <w:rFonts w:ascii="Times New Roman" w:hAnsi="Times New Roman" w:cs="Times New Roman"/>
-          <w:sz w:val="24"/>
-          <w:szCs w:val="24"/>
-          <w:lang w:val="fr-FR"/>
-        </w:rPr>
-      </w:pPr>
-      <w:r>
-        <w:rPr>
-          <w:rFonts w:ascii="Times New Roman" w:hAnsi="Times New Roman" w:cs="Times New Roman"/>
-          <w:sz w:val="24"/>
-          <w:szCs w:val="24"/>
+          <w:lang w:val="fr-FR"/>
+        </w:rPr>
+      </w:pPr>
+      <w:r>
+        <w:rPr>
+          <w:rFonts w:ascii="Times New Roman" w:hAnsi="Times New Roman" w:cs="Times New Roman"/>
           <w:lang w:val="fr-FR"/>
         </w:rPr>
         <w:t>La plateforme permet d’ajouter des documents associés aux projets ou aux tâches. Chaque document est caractérisé par un auteur, une date d’upload et un type, et doit être rattaché soit à un projet, soit à une tâche. Cette règle garantit une organisation claire des fichiers et évite les documents non référencés.</w:t>
@@ -740,6 +738,7 @@
           <w:szCs w:val="24"/>
           <w:lang w:val="fr-FR"/>
         </w:rPr>
+        <w:lastRenderedPageBreak/>
         <w:t>Notifications (optionnel</w:t>
       </w:r>
       <w:r>
@@ -760,16 +759,12 @@
         <w:jc w:val="both"/>
         <w:rPr>
           <w:rFonts w:ascii="Times New Roman" w:hAnsi="Times New Roman" w:cs="Times New Roman"/>
-          <w:sz w:val="24"/>
-          <w:szCs w:val="24"/>
-          <w:lang w:val="fr-FR"/>
-        </w:rPr>
-      </w:pPr>
-      <w:r>
-        <w:rPr>
-          <w:rFonts w:ascii="Times New Roman" w:hAnsi="Times New Roman" w:cs="Times New Roman"/>
-          <w:sz w:val="24"/>
-          <w:szCs w:val="24"/>
+          <w:lang w:val="fr-FR"/>
+        </w:rPr>
+      </w:pPr>
+      <w:r>
+        <w:rPr>
+          <w:rFonts w:ascii="Times New Roman" w:hAnsi="Times New Roman" w:cs="Times New Roman"/>
           <w:lang w:val="fr-FR"/>
         </w:rPr>
         <w:t>Le système peut générer des notifications lorsqu’un événement important survient, tel que la création d’une nouvelle tâche ou l’ajout d’un commentaire. Chaque notification est destinée à un utilisateur spécifique et peut être marquée comme lue ou non lue. Ce mécanisme permet aux membres de rester informés en temps réel</w:t>
@@ -777,8 +772,6 @@
       <w:r>
         <w:rPr>
           <w:rFonts w:ascii="Times New Roman" w:hAnsi="Times New Roman" w:cs="Times New Roman"/>
-          <w:sz w:val="24"/>
-          <w:szCs w:val="24"/>
           <w:lang w:val="fr-FR"/>
         </w:rPr>
         <w:t>.</w:t>
@@ -795,21 +788,33 @@
         <w:jc w:val="both"/>
         <w:rPr>
           <w:rFonts w:ascii="Times New Roman" w:hAnsi="Times New Roman" w:cs="Times New Roman"/>
+          <w:color w:val="244061" w:themeColor="accent1" w:themeShade="80"/>
+          <w:sz w:val="28"/>
+          <w:szCs w:val="28"/>
+          <w:lang w:val="fr-FR"/>
+        </w:rPr>
+      </w:pPr>
+      <w:r>
+        <w:rPr>
+          <w:rFonts w:ascii="Times New Roman" w:hAnsi="Times New Roman" w:cs="Times New Roman"/>
           <w:b/>
-          <w:sz w:val="24"/>
-          <w:szCs w:val="24"/>
-          <w:lang w:val="fr-FR"/>
-        </w:rPr>
-      </w:pPr>
+          <w:color w:val="244061" w:themeColor="accent1" w:themeShade="80"/>
+          <w:sz w:val="28"/>
+          <w:szCs w:val="28"/>
+          <w:lang w:val="fr-FR"/>
+        </w:rPr>
+        <w:t>Règles</w:t>
+      </w:r>
       <w:r>
         <w:rPr>
           <w:rFonts w:ascii="Times New Roman" w:hAnsi="Times New Roman" w:cs="Times New Roman"/>
           <w:b/>
-          <w:sz w:val="24"/>
-          <w:szCs w:val="24"/>
-          <w:lang w:val="fr-FR"/>
-        </w:rPr>
-        <w:t>Scénarios d’utilisation (Use cases)</w:t>
+          <w:color w:val="244061" w:themeColor="accent1" w:themeShade="80"/>
+          <w:sz w:val="28"/>
+          <w:szCs w:val="28"/>
+          <w:lang w:val="fr-FR"/>
+        </w:rPr>
+        <w:t xml:space="preserve"> de gestion</w:t>
       </w:r>
     </w:p>
     <w:p>
@@ -818,12 +823,26 @@
         <w:jc w:val="both"/>
         <w:rPr>
           <w:rFonts w:ascii="Times New Roman" w:hAnsi="Times New Roman" w:cs="Times New Roman"/>
-          <w:sz w:val="24"/>
-          <w:szCs w:val="24"/>
-          <w:lang w:val="fr-FR"/>
-        </w:rPr>
-      </w:pPr>
-      <w:r>
+          <w:lang w:val="fr-FR"/>
+        </w:rPr>
+      </w:pPr>
+      <w:r>
+        <w:rPr>
+          <w:rFonts w:ascii="Times New Roman" w:hAnsi="Times New Roman" w:cs="Times New Roman"/>
+          <w:lang w:val="fr-FR"/>
+        </w:rPr>
+        <w:t>Les règles de gestion suivantes définissent les principes de fonctionnement de la plateforme et encadrent l’utilisation des différents objets du système.</w:t>
+      </w:r>
+    </w:p>
+    <w:p>
+      <w:pPr>
+        <w:pStyle w:val="Paragraphedeliste"/>
+        <w:numPr>
+          <w:ilvl w:val="0"/>
+          <w:numId w:val="13"/>
+        </w:numPr>
+        <w:spacing w:line="360" w:lineRule="auto"/>
+        <w:jc w:val="both"/>
         <w:rPr>
           <w:rFonts w:ascii="Times New Roman" w:hAnsi="Times New Roman" w:cs="Times New Roman"/>
           <w:b/>
@@ -832,8 +851,7 @@
           <w:szCs w:val="24"/>
           <w:lang w:val="fr-FR"/>
         </w:rPr>
-        <w:t>UC1</w:t>
-      </w:r>
+      </w:pPr>
       <w:r>
         <w:rPr>
           <w:rFonts w:ascii="Times New Roman" w:hAnsi="Times New Roman" w:cs="Times New Roman"/>
@@ -843,9 +861,158 @@
           <w:szCs w:val="24"/>
           <w:lang w:val="fr-FR"/>
         </w:rPr>
+        <w:t>Règles liées aux utilisateurs</w:t>
+      </w:r>
+    </w:p>
+    <w:p>
+      <w:pPr>
+        <w:spacing w:line="360" w:lineRule="auto"/>
+        <w:jc w:val="both"/>
+        <w:rPr>
+          <w:rFonts w:ascii="Times New Roman" w:hAnsi="Times New Roman" w:cs="Times New Roman"/>
+          <w:lang w:val="fr-FR"/>
+        </w:rPr>
+      </w:pPr>
+      <w:r>
+        <w:rPr>
+          <w:rFonts w:ascii="Times New Roman" w:hAnsi="Times New Roman" w:cs="Times New Roman"/>
+          <w:b/>
+          <w:bCs/>
+          <w:lang w:val="fr-FR"/>
+        </w:rPr>
+        <w:t>RG1</w:t>
+      </w:r>
+      <w:r>
+        <w:rPr>
+          <w:rFonts w:ascii="Times New Roman" w:hAnsi="Times New Roman" w:cs="Times New Roman"/>
+          <w:lang w:val="fr-FR"/>
+        </w:rPr>
         <w:t xml:space="preserve"> : </w:t>
       </w:r>
       <w:r>
+        <w:rPr>
+          <w:rFonts w:ascii="Times New Roman" w:hAnsi="Times New Roman" w:cs="Times New Roman"/>
+          <w:lang w:val="fr-FR"/>
+        </w:rPr>
+        <w:t>Chaque utilisateur est identifié de manière unique dans le système.</w:t>
+      </w:r>
+    </w:p>
+    <w:p>
+      <w:pPr>
+        <w:spacing w:line="360" w:lineRule="auto"/>
+        <w:jc w:val="both"/>
+        <w:rPr>
+          <w:rFonts w:ascii="Times New Roman" w:hAnsi="Times New Roman" w:cs="Times New Roman"/>
+          <w:lang w:val="fr-FR"/>
+        </w:rPr>
+      </w:pPr>
+      <w:r>
+        <w:rPr>
+          <w:rFonts w:ascii="Times New Roman" w:hAnsi="Times New Roman" w:cs="Times New Roman"/>
+          <w:b/>
+          <w:bCs/>
+          <w:lang w:val="fr-FR"/>
+        </w:rPr>
+        <w:t>RG2</w:t>
+      </w:r>
+      <w:r>
+        <w:rPr>
+          <w:rFonts w:ascii="Times New Roman" w:hAnsi="Times New Roman" w:cs="Times New Roman"/>
+          <w:b/>
+          <w:bCs/>
+          <w:lang w:val="fr-FR"/>
+        </w:rPr>
+        <w:t xml:space="preserve"> : </w:t>
+      </w:r>
+      <w:r>
+        <w:rPr>
+          <w:rFonts w:ascii="Times New Roman" w:hAnsi="Times New Roman" w:cs="Times New Roman"/>
+          <w:lang w:val="fr-FR"/>
+        </w:rPr>
+        <w:t>Un utilisateur possède un nom, un prénom, un email et un rôle.</w:t>
+      </w:r>
+    </w:p>
+    <w:p>
+      <w:pPr>
+        <w:spacing w:line="360" w:lineRule="auto"/>
+        <w:jc w:val="both"/>
+        <w:rPr>
+          <w:rFonts w:ascii="Times New Roman" w:hAnsi="Times New Roman" w:cs="Times New Roman"/>
+          <w:b/>
+          <w:bCs/>
+          <w:lang w:val="fr-FR"/>
+        </w:rPr>
+      </w:pPr>
+      <w:r>
+        <w:rPr>
+          <w:rFonts w:ascii="Times New Roman" w:hAnsi="Times New Roman" w:cs="Times New Roman"/>
+          <w:b/>
+          <w:bCs/>
+          <w:lang w:val="fr-FR"/>
+        </w:rPr>
+        <w:t>RG3</w:t>
+      </w:r>
+      <w:r>
+        <w:rPr>
+          <w:rFonts w:ascii="Times New Roman" w:hAnsi="Times New Roman" w:cs="Times New Roman"/>
+          <w:b/>
+          <w:bCs/>
+          <w:lang w:val="fr-FR"/>
+        </w:rPr>
+        <w:t xml:space="preserve"> : </w:t>
+      </w:r>
+      <w:r>
+        <w:rPr>
+          <w:rFonts w:ascii="Times New Roman" w:hAnsi="Times New Roman" w:cs="Times New Roman"/>
+          <w:lang w:val="fr-FR"/>
+        </w:rPr>
+        <w:t>Un utilisateur peut avoir un rôle parmi : Administrateur, Chef de projet ou Membre.</w:t>
+      </w:r>
+    </w:p>
+    <w:p>
+      <w:pPr>
+        <w:spacing w:line="360" w:lineRule="auto"/>
+        <w:jc w:val="both"/>
+        <w:rPr>
+          <w:rFonts w:ascii="Times New Roman" w:hAnsi="Times New Roman" w:cs="Times New Roman"/>
+          <w:lang w:val="fr-FR"/>
+        </w:rPr>
+      </w:pPr>
+      <w:r>
+        <w:rPr>
+          <w:rFonts w:ascii="Times New Roman" w:hAnsi="Times New Roman" w:cs="Times New Roman"/>
+          <w:b/>
+          <w:bCs/>
+          <w:lang w:val="fr-FR"/>
+        </w:rPr>
+        <w:t>RG4</w:t>
+      </w:r>
+      <w:r>
+        <w:rPr>
+          <w:rFonts w:ascii="Times New Roman" w:hAnsi="Times New Roman" w:cs="Times New Roman"/>
+          <w:b/>
+          <w:bCs/>
+          <w:lang w:val="fr-FR"/>
+        </w:rPr>
+        <w:t xml:space="preserve"> : </w:t>
+      </w:r>
+      <w:r>
+        <w:rPr>
+          <w:rFonts w:ascii="Times New Roman" w:hAnsi="Times New Roman" w:cs="Times New Roman"/>
+          <w:lang w:val="fr-FR"/>
+        </w:rPr>
+        <w:t>La date d’inscription d’un utilisateur est enregistrée.</w:t>
+      </w:r>
+    </w:p>
+    <w:p>
+      <w:pPr>
+        <w:pStyle w:val="Paragraphedeliste"/>
+        <w:numPr>
+          <w:ilvl w:val="0"/>
+          <w:numId w:val="13"/>
+        </w:numPr>
+        <w:spacing w:line="360" w:lineRule="auto"/>
+        <w:jc w:val="both"/>
         <w:rPr>
           <w:rFonts w:ascii="Times New Roman" w:hAnsi="Times New Roman" w:cs="Times New Roman"/>
           <w:b/>
@@ -854,40 +1021,6 @@
           <w:szCs w:val="24"/>
           <w:lang w:val="fr-FR"/>
         </w:rPr>
-        <w:t>Création d’un projet</w:t>
-      </w:r>
-    </w:p>
-    <w:p>
-      <w:pPr>
-        <w:spacing w:line="360" w:lineRule="auto"/>
-        <w:jc w:val="both"/>
-        <w:rPr>
-          <w:rFonts w:ascii="Times New Roman" w:hAnsi="Times New Roman" w:cs="Times New Roman"/>
-          <w:sz w:val="24"/>
-          <w:szCs w:val="24"/>
-          <w:lang w:val="fr-FR"/>
-        </w:rPr>
-      </w:pPr>
-      <w:r>
-        <w:rPr>
-          <w:rFonts w:ascii="Times New Roman" w:hAnsi="Times New Roman" w:cs="Times New Roman"/>
-          <w:sz w:val="24"/>
-          <w:szCs w:val="24"/>
-          <w:lang w:val="fr-FR"/>
-        </w:rPr>
-        <w:t>Le chef de projet crée un nouveau projet en renseignant les informations principales telles que le titre, le budget et les dates. Il associe le projet à une équipe et ajoute les membres concernés afin de lancer les activités.</w:t>
-      </w:r>
-    </w:p>
-    <w:p>
-      <w:pPr>
-        <w:spacing w:line="360" w:lineRule="auto"/>
-        <w:jc w:val="both"/>
-        <w:rPr>
-          <w:rFonts w:ascii="Times New Roman" w:hAnsi="Times New Roman" w:cs="Times New Roman"/>
-          <w:sz w:val="24"/>
-          <w:szCs w:val="24"/>
-          <w:lang w:val="fr-FR"/>
-        </w:rPr>
       </w:pPr>
       <w:r>
         <w:rPr>
@@ -898,7 +1031,7 @@
           <w:szCs w:val="24"/>
           <w:lang w:val="fr-FR"/>
         </w:rPr>
-        <w:t>UC2 – Affectation des tâches</w:t>
+        <w:t>Règles liées aux équipes</w:t>
       </w:r>
     </w:p>
     <w:p>
@@ -907,19 +1040,40 @@
         <w:jc w:val="both"/>
         <w:rPr>
           <w:rFonts w:ascii="Times New Roman" w:hAnsi="Times New Roman" w:cs="Times New Roman"/>
-          <w:sz w:val="24"/>
-          <w:szCs w:val="24"/>
-          <w:lang w:val="fr-FR"/>
-        </w:rPr>
-      </w:pPr>
-      <w:r>
-        <w:rPr>
-          <w:rFonts w:ascii="Times New Roman" w:hAnsi="Times New Roman" w:cs="Times New Roman"/>
-          <w:sz w:val="24"/>
-          <w:szCs w:val="24"/>
-          <w:lang w:val="fr-FR"/>
-        </w:rPr>
-        <w:t>Le chef de projet crée des tâches et les assigne à un ou plusieurs membres de l’équipe. Les tâches peuvent également rester non assignées lorsqu’elles sont placées en backlog.</w:t>
+          <w:lang w:val="fr-FR"/>
+        </w:rPr>
+      </w:pPr>
+      <w:r>
+        <w:rPr>
+          <w:rFonts w:ascii="Times New Roman" w:hAnsi="Times New Roman" w:cs="Times New Roman"/>
+          <w:b/>
+          <w:bCs/>
+          <w:lang w:val="fr-FR"/>
+        </w:rPr>
+        <w:t>RG5</w:t>
+      </w:r>
+      <w:r>
+        <w:rPr>
+          <w:rFonts w:ascii="Times New Roman" w:hAnsi="Times New Roman" w:cs="Times New Roman"/>
+          <w:b/>
+          <w:bCs/>
+          <w:lang w:val="fr-FR"/>
+        </w:rPr>
+        <w:t> :</w:t>
+      </w:r>
+      <w:r>
+        <w:rPr>
+          <w:rFonts w:ascii="Times New Roman" w:hAnsi="Times New Roman" w:cs="Times New Roman"/>
+          <w:lang w:val="fr-FR"/>
+        </w:rPr>
+        <w:t xml:space="preserve"> </w:t>
+      </w:r>
+      <w:r>
+        <w:rPr>
+          <w:rFonts w:ascii="Times New Roman" w:hAnsi="Times New Roman" w:cs="Times New Roman"/>
+          <w:lang w:val="fr-FR"/>
+        </w:rPr>
+        <w:t>Chaque équipe est identifiée de manière unique.</w:t>
       </w:r>
     </w:p>
     <w:p>
@@ -928,12 +1082,163 @@
         <w:jc w:val="both"/>
         <w:rPr>
           <w:rFonts w:ascii="Times New Roman" w:hAnsi="Times New Roman" w:cs="Times New Roman"/>
-          <w:sz w:val="24"/>
-          <w:szCs w:val="24"/>
-          <w:lang w:val="fr-FR"/>
-        </w:rPr>
-      </w:pPr>
-      <w:r>
+          <w:lang w:val="fr-FR"/>
+        </w:rPr>
+      </w:pPr>
+      <w:r>
+        <w:rPr>
+          <w:rFonts w:ascii="Times New Roman" w:hAnsi="Times New Roman" w:cs="Times New Roman"/>
+          <w:b/>
+          <w:bCs/>
+          <w:lang w:val="fr-FR"/>
+        </w:rPr>
+        <w:t>RG6</w:t>
+      </w:r>
+      <w:r>
+        <w:rPr>
+          <w:rFonts w:ascii="Times New Roman" w:hAnsi="Times New Roman" w:cs="Times New Roman"/>
+          <w:b/>
+          <w:bCs/>
+          <w:lang w:val="fr-FR"/>
+        </w:rPr>
+        <w:t> :</w:t>
+      </w:r>
+      <w:r>
+        <w:rPr>
+          <w:rFonts w:ascii="Times New Roman" w:hAnsi="Times New Roman" w:cs="Times New Roman"/>
+          <w:lang w:val="fr-FR"/>
+        </w:rPr>
+        <w:t xml:space="preserve"> </w:t>
+      </w:r>
+      <w:r>
+        <w:rPr>
+          <w:rFonts w:ascii="Times New Roman" w:hAnsi="Times New Roman" w:cs="Times New Roman"/>
+          <w:lang w:val="fr-FR"/>
+        </w:rPr>
+        <w:t>Une équipe possède un nom, une description et une date de création.</w:t>
+      </w:r>
+    </w:p>
+    <w:p>
+      <w:pPr>
+        <w:spacing w:line="360" w:lineRule="auto"/>
+        <w:jc w:val="both"/>
+        <w:rPr>
+          <w:rFonts w:ascii="Times New Roman" w:hAnsi="Times New Roman" w:cs="Times New Roman"/>
+          <w:lang w:val="fr-FR"/>
+        </w:rPr>
+      </w:pPr>
+      <w:r>
+        <w:rPr>
+          <w:rFonts w:ascii="Times New Roman" w:hAnsi="Times New Roman" w:cs="Times New Roman"/>
+          <w:b/>
+          <w:bCs/>
+          <w:lang w:val="fr-FR"/>
+        </w:rPr>
+        <w:t>RG7</w:t>
+      </w:r>
+      <w:r>
+        <w:rPr>
+          <w:rFonts w:ascii="Times New Roman" w:hAnsi="Times New Roman" w:cs="Times New Roman"/>
+          <w:b/>
+          <w:bCs/>
+          <w:lang w:val="fr-FR"/>
+        </w:rPr>
+        <w:t> :</w:t>
+      </w:r>
+      <w:r>
+        <w:rPr>
+          <w:rFonts w:ascii="Times New Roman" w:hAnsi="Times New Roman" w:cs="Times New Roman"/>
+          <w:lang w:val="fr-FR"/>
+        </w:rPr>
+        <w:t xml:space="preserve"> </w:t>
+      </w:r>
+      <w:r>
+        <w:rPr>
+          <w:rFonts w:ascii="Times New Roman" w:hAnsi="Times New Roman" w:cs="Times New Roman"/>
+          <w:lang w:val="fr-FR"/>
+        </w:rPr>
+        <w:t>Une équipe regroupe un ou plusieurs utilisateurs.</w:t>
+      </w:r>
+    </w:p>
+    <w:p>
+      <w:pPr>
+        <w:spacing w:line="360" w:lineRule="auto"/>
+        <w:jc w:val="both"/>
+        <w:rPr>
+          <w:rFonts w:ascii="Times New Roman" w:hAnsi="Times New Roman" w:cs="Times New Roman"/>
+          <w:lang w:val="fr-FR"/>
+        </w:rPr>
+      </w:pPr>
+      <w:r>
+        <w:rPr>
+          <w:rFonts w:ascii="Times New Roman" w:hAnsi="Times New Roman" w:cs="Times New Roman"/>
+          <w:b/>
+          <w:bCs/>
+          <w:lang w:val="fr-FR"/>
+        </w:rPr>
+        <w:t>RG8</w:t>
+      </w:r>
+      <w:r>
+        <w:rPr>
+          <w:rFonts w:ascii="Times New Roman" w:hAnsi="Times New Roman" w:cs="Times New Roman"/>
+          <w:b/>
+          <w:bCs/>
+          <w:lang w:val="fr-FR"/>
+        </w:rPr>
+        <w:t> :</w:t>
+      </w:r>
+      <w:r>
+        <w:rPr>
+          <w:rFonts w:ascii="Times New Roman" w:hAnsi="Times New Roman" w:cs="Times New Roman"/>
+          <w:lang w:val="fr-FR"/>
+        </w:rPr>
+        <w:t xml:space="preserve"> Un utilisateur peut appartenir à une ou plusieurs équipes.</w:t>
+      </w:r>
+    </w:p>
+    <w:p>
+      <w:pPr>
+        <w:spacing w:line="360" w:lineRule="auto"/>
+        <w:jc w:val="both"/>
+        <w:rPr>
+          <w:rFonts w:ascii="Times New Roman" w:hAnsi="Times New Roman" w:cs="Times New Roman"/>
+          <w:lang w:val="fr-FR"/>
+        </w:rPr>
+      </w:pPr>
+      <w:r>
+        <w:rPr>
+          <w:rFonts w:ascii="Times New Roman" w:hAnsi="Times New Roman" w:cs="Times New Roman"/>
+          <w:b/>
+          <w:bCs/>
+          <w:lang w:val="fr-FR"/>
+        </w:rPr>
+        <w:t>RG9</w:t>
+      </w:r>
+      <w:r>
+        <w:rPr>
+          <w:rFonts w:ascii="Times New Roman" w:hAnsi="Times New Roman" w:cs="Times New Roman"/>
+          <w:b/>
+          <w:bCs/>
+          <w:lang w:val="fr-FR"/>
+        </w:rPr>
+        <w:t> :</w:t>
+      </w:r>
+      <w:r>
+        <w:rPr>
+          <w:rFonts w:ascii="Times New Roman" w:hAnsi="Times New Roman" w:cs="Times New Roman"/>
+          <w:lang w:val="fr-FR"/>
+        </w:rPr>
+        <w:t xml:space="preserve"> L’appartenance d’un utilisateur à une équipe est caractérisée par une date d’affectation.</w:t>
+      </w:r>
+    </w:p>
+    <w:p>
+      <w:pPr>
+        <w:pStyle w:val="Paragraphedeliste"/>
+        <w:numPr>
+          <w:ilvl w:val="0"/>
+          <w:numId w:val="13"/>
+        </w:numPr>
+        <w:spacing w:line="360" w:lineRule="auto"/>
+        <w:jc w:val="both"/>
         <w:rPr>
           <w:rFonts w:ascii="Times New Roman" w:hAnsi="Times New Roman" w:cs="Times New Roman"/>
           <w:b/>
@@ -942,40 +1247,6 @@
           <w:szCs w:val="24"/>
           <w:lang w:val="fr-FR"/>
         </w:rPr>
-        <w:t>UC3 – Mise à jour de l’avancement d’une tâche</w:t>
-      </w:r>
-    </w:p>
-    <w:p>
-      <w:pPr>
-        <w:spacing w:line="360" w:lineRule="auto"/>
-        <w:jc w:val="both"/>
-        <w:rPr>
-          <w:rFonts w:ascii="Times New Roman" w:hAnsi="Times New Roman" w:cs="Times New Roman"/>
-          <w:sz w:val="24"/>
-          <w:szCs w:val="24"/>
-          <w:lang w:val="fr-FR"/>
-        </w:rPr>
-      </w:pPr>
-      <w:r>
-        <w:rPr>
-          <w:rFonts w:ascii="Times New Roman" w:hAnsi="Times New Roman" w:cs="Times New Roman"/>
-          <w:sz w:val="24"/>
-          <w:szCs w:val="24"/>
-          <w:lang w:val="fr-FR"/>
-        </w:rPr>
-        <w:t>Un membre d’équipe met à jour le statut et le pourcentage d’avancement d’une tâche qui lui est attribuée. Cette mise à jour permet de suivre l’évolution du travail en temps réel.</w:t>
-      </w:r>
-    </w:p>
-    <w:p>
-      <w:pPr>
-        <w:spacing w:line="360" w:lineRule="auto"/>
-        <w:jc w:val="both"/>
-        <w:rPr>
-          <w:rFonts w:ascii="Times New Roman" w:hAnsi="Times New Roman" w:cs="Times New Roman"/>
-          <w:sz w:val="24"/>
-          <w:szCs w:val="24"/>
-          <w:lang w:val="fr-FR"/>
-        </w:rPr>
       </w:pPr>
       <w:r>
         <w:rPr>
@@ -986,7 +1257,7 @@
           <w:szCs w:val="24"/>
           <w:lang w:val="fr-FR"/>
         </w:rPr>
-        <w:t>UC4 – Ajout de commentaires et d’activités</w:t>
+        <w:t>Règles liées aux projets</w:t>
       </w:r>
     </w:p>
     <w:p>
@@ -995,19 +1266,40 @@
         <w:jc w:val="both"/>
         <w:rPr>
           <w:rFonts w:ascii="Times New Roman" w:hAnsi="Times New Roman" w:cs="Times New Roman"/>
-          <w:sz w:val="24"/>
-          <w:szCs w:val="24"/>
-          <w:lang w:val="fr-FR"/>
-        </w:rPr>
-      </w:pPr>
-      <w:r>
-        <w:rPr>
-          <w:rFonts w:ascii="Times New Roman" w:hAnsi="Times New Roman" w:cs="Times New Roman"/>
-          <w:sz w:val="24"/>
-          <w:szCs w:val="24"/>
-          <w:lang w:val="fr-FR"/>
-        </w:rPr>
-        <w:t>Un utilisateur ajoute un commentaire ou effectue une action sur une tâche. Chaque action est enregistrée sous forme d’activité afin de conserver un historique des échanges.</w:t>
+          <w:lang w:val="fr-FR"/>
+        </w:rPr>
+      </w:pPr>
+      <w:r>
+        <w:rPr>
+          <w:rFonts w:ascii="Times New Roman" w:hAnsi="Times New Roman" w:cs="Times New Roman"/>
+          <w:b/>
+          <w:bCs/>
+          <w:lang w:val="fr-FR"/>
+        </w:rPr>
+        <w:t>RG10</w:t>
+      </w:r>
+      <w:r>
+        <w:rPr>
+          <w:rFonts w:ascii="Times New Roman" w:hAnsi="Times New Roman" w:cs="Times New Roman"/>
+          <w:b/>
+          <w:bCs/>
+          <w:lang w:val="fr-FR"/>
+        </w:rPr>
+        <w:t> :</w:t>
+      </w:r>
+      <w:r>
+        <w:rPr>
+          <w:rFonts w:ascii="Times New Roman" w:hAnsi="Times New Roman" w:cs="Times New Roman"/>
+          <w:lang w:val="fr-FR"/>
+        </w:rPr>
+        <w:t xml:space="preserve"> </w:t>
+      </w:r>
+      <w:r>
+        <w:rPr>
+          <w:rFonts w:ascii="Times New Roman" w:hAnsi="Times New Roman" w:cs="Times New Roman"/>
+          <w:lang w:val="fr-FR"/>
+        </w:rPr>
+        <w:t>Chaque projet est identifié de manière unique.</w:t>
       </w:r>
     </w:p>
     <w:p>
@@ -1016,12 +1308,110 @@
         <w:jc w:val="both"/>
         <w:rPr>
           <w:rFonts w:ascii="Times New Roman" w:hAnsi="Times New Roman" w:cs="Times New Roman"/>
-          <w:sz w:val="24"/>
-          <w:szCs w:val="24"/>
-          <w:lang w:val="fr-FR"/>
-        </w:rPr>
-      </w:pPr>
-      <w:r>
+          <w:lang w:val="fr-FR"/>
+        </w:rPr>
+      </w:pPr>
+      <w:r>
+        <w:rPr>
+          <w:rFonts w:ascii="Times New Roman" w:hAnsi="Times New Roman" w:cs="Times New Roman"/>
+          <w:b/>
+          <w:bCs/>
+          <w:lang w:val="fr-FR"/>
+        </w:rPr>
+        <w:t>RG11</w:t>
+      </w:r>
+      <w:r>
+        <w:rPr>
+          <w:rFonts w:ascii="Times New Roman" w:hAnsi="Times New Roman" w:cs="Times New Roman"/>
+          <w:b/>
+          <w:bCs/>
+          <w:lang w:val="fr-FR"/>
+        </w:rPr>
+        <w:t> :</w:t>
+      </w:r>
+      <w:r>
+        <w:rPr>
+          <w:rFonts w:ascii="Times New Roman" w:hAnsi="Times New Roman" w:cs="Times New Roman"/>
+          <w:lang w:val="fr-FR"/>
+        </w:rPr>
+        <w:t xml:space="preserve"> Un projet possède un titre, une description, des dates, un budget, un statut et une priorité.</w:t>
+      </w:r>
+    </w:p>
+    <w:p>
+      <w:pPr>
+        <w:spacing w:line="360" w:lineRule="auto"/>
+        <w:jc w:val="both"/>
+        <w:rPr>
+          <w:rFonts w:ascii="Times New Roman" w:hAnsi="Times New Roman" w:cs="Times New Roman"/>
+          <w:lang w:val="fr-FR"/>
+        </w:rPr>
+      </w:pPr>
+      <w:r>
+        <w:rPr>
+          <w:rFonts w:ascii="Times New Roman" w:hAnsi="Times New Roman" w:cs="Times New Roman"/>
+          <w:b/>
+          <w:bCs/>
+          <w:lang w:val="fr-FR"/>
+        </w:rPr>
+        <w:t>RG12</w:t>
+      </w:r>
+      <w:r>
+        <w:rPr>
+          <w:rFonts w:ascii="Times New Roman" w:hAnsi="Times New Roman" w:cs="Times New Roman"/>
+          <w:b/>
+          <w:bCs/>
+          <w:lang w:val="fr-FR"/>
+        </w:rPr>
+        <w:t> :</w:t>
+      </w:r>
+      <w:r>
+        <w:rPr>
+          <w:rFonts w:ascii="Times New Roman" w:hAnsi="Times New Roman" w:cs="Times New Roman"/>
+          <w:lang w:val="fr-FR"/>
+        </w:rPr>
+        <w:t xml:space="preserve"> Chaque projet est géré par une seule équipe.</w:t>
+      </w:r>
+    </w:p>
+    <w:p>
+      <w:pPr>
+        <w:spacing w:line="360" w:lineRule="auto"/>
+        <w:jc w:val="both"/>
+        <w:rPr>
+          <w:rFonts w:ascii="Times New Roman" w:hAnsi="Times New Roman" w:cs="Times New Roman"/>
+          <w:lang w:val="fr-FR"/>
+        </w:rPr>
+      </w:pPr>
+      <w:r>
+        <w:rPr>
+          <w:rFonts w:ascii="Times New Roman" w:hAnsi="Times New Roman" w:cs="Times New Roman"/>
+          <w:b/>
+          <w:bCs/>
+          <w:lang w:val="fr-FR"/>
+        </w:rPr>
+        <w:lastRenderedPageBreak/>
+        <w:t>RG13</w:t>
+      </w:r>
+      <w:r>
+        <w:rPr>
+          <w:rFonts w:ascii="Times New Roman" w:hAnsi="Times New Roman" w:cs="Times New Roman"/>
+          <w:b/>
+          <w:bCs/>
+          <w:lang w:val="fr-FR"/>
+        </w:rPr>
+        <w:t> :</w:t>
+      </w:r>
+      <w:r>
+        <w:rPr>
+          <w:rFonts w:ascii="Times New Roman" w:hAnsi="Times New Roman" w:cs="Times New Roman"/>
+          <w:lang w:val="fr-FR"/>
+        </w:rPr>
+        <w:t xml:space="preserve"> Une équipe peut gérer un ou plusieurs projets.</w:t>
+      </w:r>
+    </w:p>
+    <w:p>
+      <w:pPr>
+        <w:spacing w:line="360" w:lineRule="auto"/>
+        <w:jc w:val="both"/>
         <w:rPr>
           <w:rFonts w:ascii="Times New Roman" w:hAnsi="Times New Roman" w:cs="Times New Roman"/>
           <w:b/>
@@ -1030,43 +1420,30 @@
           <w:szCs w:val="24"/>
           <w:lang w:val="fr-FR"/>
         </w:rPr>
-        <w:t>UC5 – Ajout de documents</w:t>
+      </w:pPr>
+      <w:r>
+        <w:rPr>
+          <w:rFonts w:ascii="Times New Roman" w:hAnsi="Times New Roman" w:cs="Times New Roman"/>
+          <w:b/>
+          <w:bCs/>
+          <w:i/>
+          <w:iCs/>
+          <w:sz w:val="24"/>
+          <w:szCs w:val="24"/>
+          <w:lang w:val="fr-FR"/>
+        </w:rPr>
+        <w:t>(→ relation GERER)</w:t>
       </w:r>
     </w:p>
     <w:p>
       <w:pPr>
+        <w:pStyle w:val="Paragraphedeliste"/>
+        <w:numPr>
+          <w:ilvl w:val="0"/>
+          <w:numId w:val="13"/>
+        </w:numPr>
         <w:spacing w:line="360" w:lineRule="auto"/>
         <w:jc w:val="both"/>
-        <w:rPr>
-          <w:rFonts w:ascii="Times New Roman" w:hAnsi="Times New Roman" w:cs="Times New Roman"/>
-          <w:sz w:val="24"/>
-          <w:szCs w:val="24"/>
-          <w:lang w:val="fr-FR"/>
-        </w:rPr>
-      </w:pPr>
-      <w:r>
-        <w:rPr>
-          <w:rFonts w:ascii="Times New Roman" w:hAnsi="Times New Roman" w:cs="Times New Roman"/>
-          <w:sz w:val="24"/>
-          <w:szCs w:val="24"/>
-          <w:lang w:val="fr-FR"/>
-        </w:rPr>
-        <w:lastRenderedPageBreak/>
-        <w:t>Un utilisateur ajoute un document à un projet ou à une tâche. Le document est enregistré avec son auteur et sa date d’upload afin d’assurer une organisation claire.</w:t>
-      </w:r>
-    </w:p>
-    <w:p>
-      <w:pPr>
-        <w:spacing w:line="360" w:lineRule="auto"/>
-        <w:jc w:val="both"/>
-        <w:rPr>
-          <w:rFonts w:ascii="Times New Roman" w:hAnsi="Times New Roman" w:cs="Times New Roman"/>
-          <w:sz w:val="24"/>
-          <w:szCs w:val="24"/>
-          <w:lang w:val="fr-FR"/>
-        </w:rPr>
-      </w:pPr>
-      <w:r>
         <w:rPr>
           <w:rFonts w:ascii="Times New Roman" w:hAnsi="Times New Roman" w:cs="Times New Roman"/>
           <w:b/>
@@ -1075,7 +1452,17 @@
           <w:szCs w:val="24"/>
           <w:lang w:val="fr-FR"/>
         </w:rPr>
-        <w:t>UC6 – Consultation et suivi des projets</w:t>
+      </w:pPr>
+      <w:r>
+        <w:rPr>
+          <w:rFonts w:ascii="Times New Roman" w:hAnsi="Times New Roman" w:cs="Times New Roman"/>
+          <w:b/>
+          <w:bCs/>
+          <w:sz w:val="24"/>
+          <w:szCs w:val="24"/>
+          <w:lang w:val="fr-FR"/>
+        </w:rPr>
+        <w:t>Règles liées aux tâches</w:t>
       </w:r>
     </w:p>
     <w:p>
@@ -1084,6 +1471,169 @@
         <w:jc w:val="both"/>
         <w:rPr>
           <w:rFonts w:ascii="Times New Roman" w:hAnsi="Times New Roman" w:cs="Times New Roman"/>
+          <w:lang w:val="fr-FR"/>
+        </w:rPr>
+      </w:pPr>
+      <w:r>
+        <w:rPr>
+          <w:rFonts w:ascii="Times New Roman" w:hAnsi="Times New Roman" w:cs="Times New Roman"/>
+          <w:b/>
+          <w:bCs/>
+          <w:lang w:val="fr-FR"/>
+        </w:rPr>
+        <w:t>RG14</w:t>
+      </w:r>
+      <w:r>
+        <w:rPr>
+          <w:rFonts w:ascii="Times New Roman" w:hAnsi="Times New Roman" w:cs="Times New Roman"/>
+          <w:b/>
+          <w:bCs/>
+          <w:lang w:val="fr-FR"/>
+        </w:rPr>
+        <w:t> :</w:t>
+      </w:r>
+      <w:r>
+        <w:rPr>
+          <w:rFonts w:ascii="Times New Roman" w:hAnsi="Times New Roman" w:cs="Times New Roman"/>
+          <w:lang w:val="fr-FR"/>
+        </w:rPr>
+        <w:t xml:space="preserve"> </w:t>
+      </w:r>
+      <w:r>
+        <w:rPr>
+          <w:rFonts w:ascii="Times New Roman" w:hAnsi="Times New Roman" w:cs="Times New Roman"/>
+          <w:lang w:val="fr-FR"/>
+        </w:rPr>
+        <w:t xml:space="preserve"> Chaque tâche est identifiée de manière unique.</w:t>
+      </w:r>
+    </w:p>
+    <w:p>
+      <w:pPr>
+        <w:spacing w:line="360" w:lineRule="auto"/>
+        <w:jc w:val="both"/>
+        <w:rPr>
+          <w:rFonts w:ascii="Times New Roman" w:hAnsi="Times New Roman" w:cs="Times New Roman"/>
+          <w:lang w:val="fr-FR"/>
+        </w:rPr>
+      </w:pPr>
+      <w:r>
+        <w:rPr>
+          <w:rFonts w:ascii="Times New Roman" w:hAnsi="Times New Roman" w:cs="Times New Roman"/>
+          <w:b/>
+          <w:bCs/>
+          <w:lang w:val="fr-FR"/>
+        </w:rPr>
+        <w:t>RG15</w:t>
+      </w:r>
+      <w:r>
+        <w:rPr>
+          <w:rFonts w:ascii="Times New Roman" w:hAnsi="Times New Roman" w:cs="Times New Roman"/>
+          <w:b/>
+          <w:bCs/>
+          <w:lang w:val="fr-FR"/>
+        </w:rPr>
+        <w:t> :</w:t>
+      </w:r>
+      <w:r>
+        <w:rPr>
+          <w:rFonts w:ascii="Times New Roman" w:hAnsi="Times New Roman" w:cs="Times New Roman"/>
+          <w:lang w:val="fr-FR"/>
+        </w:rPr>
+        <w:t xml:space="preserve"> </w:t>
+      </w:r>
+      <w:r>
+        <w:rPr>
+          <w:rFonts w:ascii="Times New Roman" w:hAnsi="Times New Roman" w:cs="Times New Roman"/>
+          <w:lang w:val="fr-FR"/>
+        </w:rPr>
+        <w:t>Une tâche possède un titre, une description, des dates prévues, une priorité et un pourcentage d’avancement.</w:t>
+      </w:r>
+    </w:p>
+    <w:p>
+      <w:pPr>
+        <w:spacing w:line="360" w:lineRule="auto"/>
+        <w:jc w:val="both"/>
+        <w:rPr>
+          <w:rFonts w:ascii="Times New Roman" w:hAnsi="Times New Roman" w:cs="Times New Roman"/>
+          <w:lang w:val="fr-FR"/>
+        </w:rPr>
+      </w:pPr>
+      <w:r>
+        <w:rPr>
+          <w:rFonts w:ascii="Times New Roman" w:hAnsi="Times New Roman" w:cs="Times New Roman"/>
+          <w:b/>
+          <w:bCs/>
+          <w:lang w:val="fr-FR"/>
+        </w:rPr>
+        <w:t>RG16</w:t>
+      </w:r>
+      <w:r>
+        <w:rPr>
+          <w:rFonts w:ascii="Times New Roman" w:hAnsi="Times New Roman" w:cs="Times New Roman"/>
+          <w:b/>
+          <w:bCs/>
+          <w:lang w:val="fr-FR"/>
+        </w:rPr>
+        <w:t> :</w:t>
+      </w:r>
+      <w:r>
+        <w:rPr>
+          <w:rFonts w:ascii="Times New Roman" w:hAnsi="Times New Roman" w:cs="Times New Roman"/>
+          <w:lang w:val="fr-FR"/>
+        </w:rPr>
+        <w:t xml:space="preserve"> Chaque tâche appartient obligatoirement à un seul projet.</w:t>
+      </w:r>
+    </w:p>
+    <w:p>
+      <w:pPr>
+        <w:spacing w:line="360" w:lineRule="auto"/>
+        <w:jc w:val="both"/>
+        <w:rPr>
+          <w:rFonts w:ascii="Times New Roman" w:hAnsi="Times New Roman" w:cs="Times New Roman"/>
+          <w:lang w:val="fr-FR"/>
+        </w:rPr>
+      </w:pPr>
+      <w:r>
+        <w:rPr>
+          <w:rFonts w:ascii="Times New Roman" w:hAnsi="Times New Roman" w:cs="Times New Roman"/>
+          <w:b/>
+          <w:bCs/>
+          <w:lang w:val="fr-FR"/>
+        </w:rPr>
+        <w:t>RG17</w:t>
+      </w:r>
+      <w:r>
+        <w:rPr>
+          <w:rFonts w:ascii="Times New Roman" w:hAnsi="Times New Roman" w:cs="Times New Roman"/>
+          <w:b/>
+          <w:bCs/>
+          <w:lang w:val="fr-FR"/>
+        </w:rPr>
+        <w:t> :</w:t>
+      </w:r>
+      <w:r>
+        <w:rPr>
+          <w:rFonts w:ascii="Times New Roman" w:hAnsi="Times New Roman" w:cs="Times New Roman"/>
+          <w:lang w:val="fr-FR"/>
+        </w:rPr>
+        <w:t xml:space="preserve"> </w:t>
+      </w:r>
+      <w:r>
+        <w:rPr>
+          <w:rFonts w:ascii="Times New Roman" w:hAnsi="Times New Roman" w:cs="Times New Roman"/>
+          <w:lang w:val="fr-FR"/>
+        </w:rPr>
+        <w:t>Un projet peut contenir zéro, une ou plusieurs tâches.</w:t>
+      </w:r>
+    </w:p>
+    <w:p>
+      <w:pPr>
+        <w:spacing w:line="360" w:lineRule="auto"/>
+        <w:jc w:val="both"/>
+        <w:rPr>
+          <w:rFonts w:ascii="Times New Roman" w:hAnsi="Times New Roman" w:cs="Times New Roman"/>
+          <w:b/>
+          <w:bCs/>
           <w:sz w:val="24"/>
           <w:szCs w:val="24"/>
           <w:lang w:val="fr-FR"/>
@@ -1092,24 +1642,763 @@
       <w:r>
         <w:rPr>
           <w:rFonts w:ascii="Times New Roman" w:hAnsi="Times New Roman" w:cs="Times New Roman"/>
+          <w:b/>
+          <w:bCs/>
+          <w:i/>
+          <w:iCs/>
           <w:sz w:val="24"/>
           <w:szCs w:val="24"/>
           <w:lang w:val="fr-FR"/>
         </w:rPr>
-        <w:t>Les utilisateurs consultent les projets auxquels ils sont associés et suivent l’avancement global des tâches et des activités.</w:t>
+        <w:t>(→ relation CONTENIR)</w:t>
       </w:r>
     </w:p>
     <w:p>
       <w:pPr>
+        <w:pStyle w:val="Paragraphedeliste"/>
+        <w:numPr>
+          <w:ilvl w:val="0"/>
+          <w:numId w:val="13"/>
+        </w:numPr>
         <w:spacing w:line="360" w:lineRule="auto"/>
         <w:jc w:val="both"/>
         <w:rPr>
           <w:rFonts w:ascii="Times New Roman" w:hAnsi="Times New Roman" w:cs="Times New Roman"/>
+          <w:b/>
+          <w:bCs/>
           <w:sz w:val="24"/>
           <w:szCs w:val="24"/>
           <w:lang w:val="fr-FR"/>
         </w:rPr>
       </w:pPr>
+      <w:r>
+        <w:rPr>
+          <w:rFonts w:ascii="Times New Roman" w:hAnsi="Times New Roman" w:cs="Times New Roman"/>
+          <w:b/>
+          <w:bCs/>
+          <w:sz w:val="24"/>
+          <w:szCs w:val="24"/>
+          <w:lang w:val="fr-FR"/>
+        </w:rPr>
+        <w:t>Règles liées à l’assignation des tâches</w:t>
+      </w:r>
+    </w:p>
+    <w:p>
+      <w:pPr>
+        <w:spacing w:line="360" w:lineRule="auto"/>
+        <w:jc w:val="both"/>
+        <w:rPr>
+          <w:rFonts w:ascii="Times New Roman" w:hAnsi="Times New Roman" w:cs="Times New Roman"/>
+          <w:sz w:val="24"/>
+          <w:szCs w:val="24"/>
+          <w:lang w:val="fr-FR"/>
+        </w:rPr>
+      </w:pPr>
+      <w:r>
+        <w:rPr>
+          <w:rFonts w:ascii="Times New Roman" w:hAnsi="Times New Roman" w:cs="Times New Roman"/>
+          <w:b/>
+          <w:bCs/>
+          <w:sz w:val="24"/>
+          <w:szCs w:val="24"/>
+          <w:lang w:val="fr-FR"/>
+        </w:rPr>
+        <w:t>RG18</w:t>
+      </w:r>
+      <w:r>
+        <w:rPr>
+          <w:rFonts w:ascii="Times New Roman" w:hAnsi="Times New Roman" w:cs="Times New Roman"/>
+          <w:b/>
+          <w:bCs/>
+          <w:sz w:val="24"/>
+          <w:szCs w:val="24"/>
+          <w:lang w:val="fr-FR"/>
+        </w:rPr>
+        <w:t> :</w:t>
+      </w:r>
+      <w:r>
+        <w:rPr>
+          <w:rFonts w:ascii="Times New Roman" w:hAnsi="Times New Roman" w:cs="Times New Roman"/>
+          <w:sz w:val="24"/>
+          <w:szCs w:val="24"/>
+          <w:lang w:val="fr-FR"/>
+        </w:rPr>
+        <w:t xml:space="preserve"> Une tâche peut être assignée à zéro, un ou plusieurs utilisateurs.</w:t>
+      </w:r>
+    </w:p>
+    <w:p>
+      <w:pPr>
+        <w:spacing w:line="360" w:lineRule="auto"/>
+        <w:jc w:val="both"/>
+        <w:rPr>
+          <w:rFonts w:ascii="Times New Roman" w:hAnsi="Times New Roman" w:cs="Times New Roman"/>
+          <w:sz w:val="24"/>
+          <w:szCs w:val="24"/>
+          <w:lang w:val="fr-FR"/>
+        </w:rPr>
+      </w:pPr>
+      <w:r>
+        <w:rPr>
+          <w:rFonts w:ascii="Times New Roman" w:hAnsi="Times New Roman" w:cs="Times New Roman"/>
+          <w:b/>
+          <w:bCs/>
+          <w:sz w:val="24"/>
+          <w:szCs w:val="24"/>
+          <w:lang w:val="fr-FR"/>
+        </w:rPr>
+        <w:t>RG19</w:t>
+      </w:r>
+      <w:r>
+        <w:rPr>
+          <w:rFonts w:ascii="Times New Roman" w:hAnsi="Times New Roman" w:cs="Times New Roman"/>
+          <w:b/>
+          <w:bCs/>
+          <w:sz w:val="24"/>
+          <w:szCs w:val="24"/>
+          <w:lang w:val="fr-FR"/>
+        </w:rPr>
+        <w:t> :</w:t>
+      </w:r>
+      <w:r>
+        <w:rPr>
+          <w:rFonts w:ascii="Times New Roman" w:hAnsi="Times New Roman" w:cs="Times New Roman"/>
+          <w:sz w:val="24"/>
+          <w:szCs w:val="24"/>
+          <w:lang w:val="fr-FR"/>
+        </w:rPr>
+        <w:t xml:space="preserve"> </w:t>
+      </w:r>
+      <w:r>
+        <w:rPr>
+          <w:rFonts w:ascii="Times New Roman" w:hAnsi="Times New Roman" w:cs="Times New Roman"/>
+          <w:sz w:val="24"/>
+          <w:szCs w:val="24"/>
+          <w:lang w:val="fr-FR"/>
+        </w:rPr>
+        <w:t>Un utilisateur peut être assigné à zéro, une ou plusieurs tâches.</w:t>
+      </w:r>
+    </w:p>
+    <w:p>
+      <w:pPr>
+        <w:spacing w:line="360" w:lineRule="auto"/>
+        <w:jc w:val="both"/>
+        <w:rPr>
+          <w:rFonts w:ascii="Times New Roman" w:hAnsi="Times New Roman" w:cs="Times New Roman"/>
+          <w:sz w:val="24"/>
+          <w:szCs w:val="24"/>
+          <w:lang w:val="fr-FR"/>
+        </w:rPr>
+      </w:pPr>
+      <w:r>
+        <w:rPr>
+          <w:rFonts w:ascii="Times New Roman" w:hAnsi="Times New Roman" w:cs="Times New Roman"/>
+          <w:b/>
+          <w:bCs/>
+          <w:sz w:val="24"/>
+          <w:szCs w:val="24"/>
+          <w:lang w:val="fr-FR"/>
+        </w:rPr>
+        <w:t>RG20</w:t>
+      </w:r>
+      <w:r>
+        <w:rPr>
+          <w:rFonts w:ascii="Times New Roman" w:hAnsi="Times New Roman" w:cs="Times New Roman"/>
+          <w:b/>
+          <w:bCs/>
+          <w:sz w:val="24"/>
+          <w:szCs w:val="24"/>
+          <w:lang w:val="fr-FR"/>
+        </w:rPr>
+        <w:t> :</w:t>
+      </w:r>
+      <w:r>
+        <w:rPr>
+          <w:rFonts w:ascii="Times New Roman" w:hAnsi="Times New Roman" w:cs="Times New Roman"/>
+          <w:sz w:val="24"/>
+          <w:szCs w:val="24"/>
+          <w:lang w:val="fr-FR"/>
+        </w:rPr>
+        <w:t xml:space="preserve"> L’assignation d’un utilisateur à une tâche est caractérisée par une date d’affectation et un rôle dans la tâche.</w:t>
+      </w:r>
+    </w:p>
+    <w:p>
+      <w:pPr>
+        <w:pStyle w:val="Paragraphedeliste"/>
+        <w:numPr>
+          <w:ilvl w:val="0"/>
+          <w:numId w:val="13"/>
+        </w:numPr>
+        <w:spacing w:line="360" w:lineRule="auto"/>
+        <w:jc w:val="both"/>
+        <w:rPr>
+          <w:rFonts w:ascii="Times New Roman" w:hAnsi="Times New Roman" w:cs="Times New Roman"/>
+          <w:b/>
+          <w:bCs/>
+          <w:sz w:val="24"/>
+          <w:szCs w:val="24"/>
+          <w:lang w:val="fr-FR"/>
+        </w:rPr>
+      </w:pPr>
+      <w:r>
+        <w:rPr>
+          <w:rFonts w:ascii="Times New Roman" w:hAnsi="Times New Roman" w:cs="Times New Roman"/>
+          <w:b/>
+          <w:bCs/>
+          <w:sz w:val="24"/>
+          <w:szCs w:val="24"/>
+          <w:lang w:val="fr-FR"/>
+        </w:rPr>
+        <w:t>Règles liées aux activités (logs)</w:t>
+      </w:r>
+    </w:p>
+    <w:p>
+      <w:pPr>
+        <w:spacing w:line="360" w:lineRule="auto"/>
+        <w:jc w:val="both"/>
+        <w:rPr>
+          <w:rFonts w:ascii="Times New Roman" w:hAnsi="Times New Roman" w:cs="Times New Roman"/>
+          <w:lang w:val="fr-FR"/>
+        </w:rPr>
+      </w:pPr>
+      <w:r>
+        <w:rPr>
+          <w:rFonts w:ascii="Times New Roman" w:hAnsi="Times New Roman" w:cs="Times New Roman"/>
+          <w:b/>
+          <w:bCs/>
+          <w:lang w:val="fr-FR"/>
+        </w:rPr>
+        <w:t>RG21</w:t>
+      </w:r>
+      <w:r>
+        <w:rPr>
+          <w:rFonts w:ascii="Times New Roman" w:hAnsi="Times New Roman" w:cs="Times New Roman"/>
+          <w:b/>
+          <w:bCs/>
+          <w:lang w:val="fr-FR"/>
+        </w:rPr>
+        <w:t> :</w:t>
+      </w:r>
+      <w:r>
+        <w:rPr>
+          <w:rFonts w:ascii="Times New Roman" w:hAnsi="Times New Roman" w:cs="Times New Roman"/>
+          <w:lang w:val="fr-FR"/>
+        </w:rPr>
+        <w:t xml:space="preserve"> Chaque activité est identifiée de manière unique.</w:t>
+      </w:r>
+    </w:p>
+    <w:p>
+      <w:pPr>
+        <w:spacing w:line="360" w:lineRule="auto"/>
+        <w:jc w:val="both"/>
+        <w:rPr>
+          <w:rFonts w:ascii="Times New Roman" w:hAnsi="Times New Roman" w:cs="Times New Roman"/>
+          <w:lang w:val="fr-FR"/>
+        </w:rPr>
+      </w:pPr>
+      <w:r>
+        <w:rPr>
+          <w:rFonts w:ascii="Times New Roman" w:hAnsi="Times New Roman" w:cs="Times New Roman"/>
+          <w:b/>
+          <w:bCs/>
+          <w:lang w:val="fr-FR"/>
+        </w:rPr>
+        <w:t>RG22</w:t>
+      </w:r>
+      <w:r>
+        <w:rPr>
+          <w:rFonts w:ascii="Times New Roman" w:hAnsi="Times New Roman" w:cs="Times New Roman"/>
+          <w:b/>
+          <w:bCs/>
+          <w:lang w:val="fr-FR"/>
+        </w:rPr>
+        <w:t> :</w:t>
+      </w:r>
+      <w:r>
+        <w:rPr>
+          <w:rFonts w:ascii="Times New Roman" w:hAnsi="Times New Roman" w:cs="Times New Roman"/>
+          <w:lang w:val="fr-FR"/>
+        </w:rPr>
+        <w:t xml:space="preserve"> Une activité possède un contenu, une date/heure et un type.</w:t>
+      </w:r>
+    </w:p>
+    <w:p>
+      <w:pPr>
+        <w:spacing w:line="360" w:lineRule="auto"/>
+        <w:jc w:val="both"/>
+        <w:rPr>
+          <w:rFonts w:ascii="Times New Roman" w:hAnsi="Times New Roman" w:cs="Times New Roman"/>
+          <w:lang w:val="fr-FR"/>
+        </w:rPr>
+      </w:pPr>
+      <w:r>
+        <w:rPr>
+          <w:rFonts w:ascii="Times New Roman" w:hAnsi="Times New Roman" w:cs="Times New Roman"/>
+          <w:b/>
+          <w:bCs/>
+          <w:lang w:val="fr-FR"/>
+        </w:rPr>
+        <w:t>RG23</w:t>
+      </w:r>
+      <w:r>
+        <w:rPr>
+          <w:rFonts w:ascii="Times New Roman" w:hAnsi="Times New Roman" w:cs="Times New Roman"/>
+          <w:b/>
+          <w:bCs/>
+          <w:lang w:val="fr-FR"/>
+        </w:rPr>
+        <w:t> :</w:t>
+      </w:r>
+      <w:r>
+        <w:rPr>
+          <w:rFonts w:ascii="Times New Roman" w:hAnsi="Times New Roman" w:cs="Times New Roman"/>
+          <w:lang w:val="fr-FR"/>
+        </w:rPr>
+        <w:t xml:space="preserve"> Une activité est réalisée par un seul utilisateur.</w:t>
+      </w:r>
+    </w:p>
+    <w:p>
+      <w:pPr>
+        <w:spacing w:line="360" w:lineRule="auto"/>
+        <w:jc w:val="both"/>
+        <w:rPr>
+          <w:rFonts w:ascii="Times New Roman" w:hAnsi="Times New Roman" w:cs="Times New Roman"/>
+          <w:lang w:val="fr-FR"/>
+        </w:rPr>
+      </w:pPr>
+      <w:r>
+        <w:rPr>
+          <w:rFonts w:ascii="Times New Roman" w:hAnsi="Times New Roman" w:cs="Times New Roman"/>
+          <w:b/>
+          <w:bCs/>
+          <w:lang w:val="fr-FR"/>
+        </w:rPr>
+        <w:t>RG24</w:t>
+      </w:r>
+      <w:r>
+        <w:rPr>
+          <w:rFonts w:ascii="Times New Roman" w:hAnsi="Times New Roman" w:cs="Times New Roman"/>
+          <w:b/>
+          <w:bCs/>
+          <w:lang w:val="fr-FR"/>
+        </w:rPr>
+        <w:t> :</w:t>
+      </w:r>
+      <w:r>
+        <w:rPr>
+          <w:rFonts w:ascii="Times New Roman" w:hAnsi="Times New Roman" w:cs="Times New Roman"/>
+          <w:lang w:val="fr-FR"/>
+        </w:rPr>
+        <w:t xml:space="preserve"> Une activité est associée à une seule tâche.</w:t>
+      </w:r>
+    </w:p>
+    <w:p>
+      <w:pPr>
+        <w:spacing w:line="360" w:lineRule="auto"/>
+        <w:jc w:val="both"/>
+        <w:rPr>
+          <w:rFonts w:ascii="Times New Roman" w:hAnsi="Times New Roman" w:cs="Times New Roman"/>
+          <w:lang w:val="fr-FR"/>
+        </w:rPr>
+      </w:pPr>
+      <w:r>
+        <w:rPr>
+          <w:rFonts w:ascii="Times New Roman" w:hAnsi="Times New Roman" w:cs="Times New Roman"/>
+          <w:b/>
+          <w:bCs/>
+          <w:lang w:val="fr-FR"/>
+        </w:rPr>
+        <w:t>RG25</w:t>
+      </w:r>
+      <w:r>
+        <w:rPr>
+          <w:rFonts w:ascii="Times New Roman" w:hAnsi="Times New Roman" w:cs="Times New Roman"/>
+          <w:b/>
+          <w:bCs/>
+          <w:lang w:val="fr-FR"/>
+        </w:rPr>
+        <w:t> :</w:t>
+      </w:r>
+      <w:r>
+        <w:rPr>
+          <w:rFonts w:ascii="Times New Roman" w:hAnsi="Times New Roman" w:cs="Times New Roman"/>
+          <w:lang w:val="fr-FR"/>
+        </w:rPr>
+        <w:t xml:space="preserve"> Une tâche peut générer zéro, une ou plusieurs activités.</w:t>
+      </w:r>
+    </w:p>
+    <w:p>
+      <w:pPr>
+        <w:pStyle w:val="Paragraphedeliste"/>
+        <w:numPr>
+          <w:ilvl w:val="0"/>
+          <w:numId w:val="13"/>
+        </w:numPr>
+        <w:spacing w:line="360" w:lineRule="auto"/>
+        <w:jc w:val="both"/>
+        <w:rPr>
+          <w:rFonts w:ascii="Times New Roman" w:hAnsi="Times New Roman" w:cs="Times New Roman"/>
+          <w:b/>
+          <w:bCs/>
+          <w:sz w:val="24"/>
+          <w:szCs w:val="24"/>
+          <w:lang w:val="fr-FR"/>
+        </w:rPr>
+      </w:pPr>
+      <w:r>
+        <w:rPr>
+          <w:rFonts w:ascii="Times New Roman" w:hAnsi="Times New Roman" w:cs="Times New Roman"/>
+          <w:b/>
+          <w:bCs/>
+          <w:sz w:val="24"/>
+          <w:szCs w:val="24"/>
+          <w:lang w:val="fr-FR"/>
+        </w:rPr>
+        <w:t>Règles liées aux documents</w:t>
+      </w:r>
+    </w:p>
+    <w:p>
+      <w:pPr>
+        <w:spacing w:line="360" w:lineRule="auto"/>
+        <w:jc w:val="both"/>
+        <w:rPr>
+          <w:rFonts w:ascii="Times New Roman" w:hAnsi="Times New Roman" w:cs="Times New Roman"/>
+          <w:lang w:val="fr-FR"/>
+        </w:rPr>
+      </w:pPr>
+      <w:r>
+        <w:rPr>
+          <w:rFonts w:ascii="Times New Roman" w:hAnsi="Times New Roman" w:cs="Times New Roman"/>
+          <w:b/>
+          <w:bCs/>
+          <w:lang w:val="fr-FR"/>
+        </w:rPr>
+        <w:t>RG26</w:t>
+      </w:r>
+      <w:r>
+        <w:rPr>
+          <w:rFonts w:ascii="Times New Roman" w:hAnsi="Times New Roman" w:cs="Times New Roman"/>
+          <w:b/>
+          <w:bCs/>
+          <w:lang w:val="fr-FR"/>
+        </w:rPr>
+        <w:t> :</w:t>
+      </w:r>
+      <w:r>
+        <w:rPr>
+          <w:rFonts w:ascii="Times New Roman" w:hAnsi="Times New Roman" w:cs="Times New Roman"/>
+          <w:lang w:val="fr-FR"/>
+        </w:rPr>
+        <w:t xml:space="preserve"> Chaque document est identifié de manière unique.</w:t>
+      </w:r>
+    </w:p>
+    <w:p>
+      <w:pPr>
+        <w:spacing w:line="360" w:lineRule="auto"/>
+        <w:jc w:val="both"/>
+        <w:rPr>
+          <w:rFonts w:ascii="Times New Roman" w:hAnsi="Times New Roman" w:cs="Times New Roman"/>
+          <w:lang w:val="fr-FR"/>
+        </w:rPr>
+      </w:pPr>
+      <w:r>
+        <w:rPr>
+          <w:rFonts w:ascii="Times New Roman" w:hAnsi="Times New Roman" w:cs="Times New Roman"/>
+          <w:b/>
+          <w:bCs/>
+          <w:lang w:val="fr-FR"/>
+        </w:rPr>
+        <w:lastRenderedPageBreak/>
+        <w:t>RG27</w:t>
+      </w:r>
+      <w:r>
+        <w:rPr>
+          <w:rFonts w:ascii="Times New Roman" w:hAnsi="Times New Roman" w:cs="Times New Roman"/>
+          <w:b/>
+          <w:bCs/>
+          <w:lang w:val="fr-FR"/>
+        </w:rPr>
+        <w:t> :</w:t>
+      </w:r>
+      <w:r>
+        <w:rPr>
+          <w:rFonts w:ascii="Times New Roman" w:hAnsi="Times New Roman" w:cs="Times New Roman"/>
+          <w:lang w:val="fr-FR"/>
+        </w:rPr>
+        <w:t xml:space="preserve"> Un document possède un nom, un type, une date d’upload et un chemin de fichier.</w:t>
+      </w:r>
+    </w:p>
+    <w:p>
+      <w:pPr>
+        <w:spacing w:line="360" w:lineRule="auto"/>
+        <w:jc w:val="both"/>
+        <w:rPr>
+          <w:rFonts w:ascii="Times New Roman" w:hAnsi="Times New Roman" w:cs="Times New Roman"/>
+          <w:lang w:val="fr-FR"/>
+        </w:rPr>
+      </w:pPr>
+      <w:r>
+        <w:rPr>
+          <w:rFonts w:ascii="Times New Roman" w:hAnsi="Times New Roman" w:cs="Times New Roman"/>
+          <w:b/>
+          <w:bCs/>
+          <w:lang w:val="fr-FR"/>
+        </w:rPr>
+        <w:t>RG28</w:t>
+      </w:r>
+      <w:r>
+        <w:rPr>
+          <w:rFonts w:ascii="Times New Roman" w:hAnsi="Times New Roman" w:cs="Times New Roman"/>
+          <w:b/>
+          <w:bCs/>
+          <w:lang w:val="fr-FR"/>
+        </w:rPr>
+        <w:t> :</w:t>
+      </w:r>
+      <w:r>
+        <w:rPr>
+          <w:rFonts w:ascii="Times New Roman" w:hAnsi="Times New Roman" w:cs="Times New Roman"/>
+          <w:lang w:val="fr-FR"/>
+        </w:rPr>
+        <w:t xml:space="preserve"> Un document est ajouté par un utilisateur.</w:t>
+      </w:r>
+    </w:p>
+    <w:p>
+      <w:pPr>
+        <w:spacing w:line="360" w:lineRule="auto"/>
+        <w:jc w:val="both"/>
+        <w:rPr>
+          <w:rFonts w:ascii="Times New Roman" w:hAnsi="Times New Roman" w:cs="Times New Roman"/>
+          <w:lang w:val="fr-FR"/>
+        </w:rPr>
+      </w:pPr>
+      <w:r>
+        <w:rPr>
+          <w:rFonts w:ascii="Times New Roman" w:hAnsi="Times New Roman" w:cs="Times New Roman"/>
+          <w:b/>
+          <w:bCs/>
+          <w:lang w:val="fr-FR"/>
+        </w:rPr>
+        <w:t>RG29</w:t>
+      </w:r>
+      <w:r>
+        <w:rPr>
+          <w:rFonts w:ascii="Times New Roman" w:hAnsi="Times New Roman" w:cs="Times New Roman"/>
+          <w:b/>
+          <w:bCs/>
+          <w:lang w:val="fr-FR"/>
+        </w:rPr>
+        <w:t> :</w:t>
+      </w:r>
+      <w:r>
+        <w:rPr>
+          <w:rFonts w:ascii="Times New Roman" w:hAnsi="Times New Roman" w:cs="Times New Roman"/>
+          <w:lang w:val="fr-FR"/>
+        </w:rPr>
+        <w:t xml:space="preserve"> Un document est rattaché soit à un projet, soit à une tâche, mais jamais aux deux simultanément.</w:t>
+      </w:r>
+    </w:p>
+    <w:p>
+      <w:pPr>
+        <w:spacing w:line="360" w:lineRule="auto"/>
+        <w:jc w:val="both"/>
+        <w:rPr>
+          <w:rFonts w:ascii="Times New Roman" w:hAnsi="Times New Roman" w:cs="Times New Roman"/>
+          <w:lang w:val="fr-FR"/>
+        </w:rPr>
+      </w:pPr>
+      <w:r>
+        <w:rPr>
+          <w:rFonts w:ascii="Times New Roman" w:hAnsi="Times New Roman" w:cs="Times New Roman"/>
+          <w:b/>
+          <w:bCs/>
+          <w:lang w:val="fr-FR"/>
+        </w:rPr>
+        <w:t>RG30</w:t>
+      </w:r>
+      <w:r>
+        <w:rPr>
+          <w:rFonts w:ascii="Times New Roman" w:hAnsi="Times New Roman" w:cs="Times New Roman"/>
+          <w:b/>
+          <w:bCs/>
+          <w:lang w:val="fr-FR"/>
+        </w:rPr>
+        <w:t> :</w:t>
+      </w:r>
+      <w:r>
+        <w:rPr>
+          <w:rFonts w:ascii="Times New Roman" w:hAnsi="Times New Roman" w:cs="Times New Roman"/>
+          <w:lang w:val="fr-FR"/>
+        </w:rPr>
+        <w:t xml:space="preserve"> Un projet ou une tâche peut avoir zéro, un ou plusieurs documents.</w:t>
+      </w:r>
+    </w:p>
+    <w:p>
+      <w:pPr>
+        <w:pStyle w:val="Paragraphedeliste"/>
+        <w:numPr>
+          <w:ilvl w:val="0"/>
+          <w:numId w:val="13"/>
+        </w:numPr>
+        <w:spacing w:line="360" w:lineRule="auto"/>
+        <w:jc w:val="both"/>
+        <w:rPr>
+          <w:rFonts w:ascii="Times New Roman" w:hAnsi="Times New Roman" w:cs="Times New Roman"/>
+          <w:sz w:val="24"/>
+          <w:szCs w:val="24"/>
+          <w:lang w:val="fr-FR"/>
+        </w:rPr>
+      </w:pPr>
+      <w:r>
+        <w:rPr>
+          <w:rFonts w:ascii="Times New Roman" w:hAnsi="Times New Roman" w:cs="Times New Roman"/>
+          <w:b/>
+          <w:bCs/>
+          <w:sz w:val="24"/>
+          <w:szCs w:val="24"/>
+          <w:lang w:val="fr-FR"/>
+        </w:rPr>
+        <w:t>Règles liées aux notifications</w:t>
+      </w:r>
+    </w:p>
+    <w:p>
+      <w:pPr>
+        <w:spacing w:line="360" w:lineRule="auto"/>
+        <w:jc w:val="both"/>
+        <w:rPr>
+          <w:rFonts w:ascii="Times New Roman" w:hAnsi="Times New Roman" w:cs="Times New Roman"/>
+          <w:lang w:val="fr-FR"/>
+        </w:rPr>
+      </w:pPr>
+      <w:r>
+        <w:rPr>
+          <w:rFonts w:ascii="Times New Roman" w:hAnsi="Times New Roman" w:cs="Times New Roman"/>
+          <w:b/>
+          <w:bCs/>
+          <w:lang w:val="fr-FR"/>
+        </w:rPr>
+        <w:t>RG31</w:t>
+      </w:r>
+      <w:r>
+        <w:rPr>
+          <w:rFonts w:ascii="Times New Roman" w:hAnsi="Times New Roman" w:cs="Times New Roman"/>
+          <w:b/>
+          <w:bCs/>
+          <w:lang w:val="fr-FR"/>
+        </w:rPr>
+        <w:t> :</w:t>
+      </w:r>
+      <w:r>
+        <w:rPr>
+          <w:rFonts w:ascii="Times New Roman" w:hAnsi="Times New Roman" w:cs="Times New Roman"/>
+          <w:lang w:val="fr-FR"/>
+        </w:rPr>
+        <w:t xml:space="preserve"> Chaque notification est identifiée de manière unique.</w:t>
+      </w:r>
+    </w:p>
+    <w:p>
+      <w:pPr>
+        <w:spacing w:line="360" w:lineRule="auto"/>
+        <w:jc w:val="both"/>
+        <w:rPr>
+          <w:rFonts w:ascii="Times New Roman" w:hAnsi="Times New Roman" w:cs="Times New Roman"/>
+          <w:lang w:val="fr-FR"/>
+        </w:rPr>
+      </w:pPr>
+      <w:r>
+        <w:rPr>
+          <w:rFonts w:ascii="Times New Roman" w:hAnsi="Times New Roman" w:cs="Times New Roman"/>
+          <w:b/>
+          <w:bCs/>
+          <w:lang w:val="fr-FR"/>
+        </w:rPr>
+        <w:t>RG32</w:t>
+      </w:r>
+      <w:r>
+        <w:rPr>
+          <w:rFonts w:ascii="Times New Roman" w:hAnsi="Times New Roman" w:cs="Times New Roman"/>
+          <w:b/>
+          <w:bCs/>
+          <w:lang w:val="fr-FR"/>
+        </w:rPr>
+        <w:t> :</w:t>
+      </w:r>
+      <w:r>
+        <w:rPr>
+          <w:rFonts w:ascii="Times New Roman" w:hAnsi="Times New Roman" w:cs="Times New Roman"/>
+          <w:lang w:val="fr-FR"/>
+        </w:rPr>
+        <w:t xml:space="preserve"> Une notification possède un message, un type, un statut et une date/heure.</w:t>
+      </w:r>
+    </w:p>
+    <w:p>
+      <w:pPr>
+        <w:spacing w:line="360" w:lineRule="auto"/>
+        <w:jc w:val="both"/>
+        <w:rPr>
+          <w:rFonts w:ascii="Times New Roman" w:hAnsi="Times New Roman" w:cs="Times New Roman"/>
+          <w:lang w:val="fr-FR"/>
+        </w:rPr>
+      </w:pPr>
+      <w:r>
+        <w:rPr>
+          <w:rFonts w:ascii="Times New Roman" w:hAnsi="Times New Roman" w:cs="Times New Roman"/>
+          <w:b/>
+          <w:bCs/>
+          <w:lang w:val="fr-FR"/>
+        </w:rPr>
+        <w:t>RG33</w:t>
+      </w:r>
+      <w:r>
+        <w:rPr>
+          <w:rFonts w:ascii="Times New Roman" w:hAnsi="Times New Roman" w:cs="Times New Roman"/>
+          <w:b/>
+          <w:bCs/>
+          <w:lang w:val="fr-FR"/>
+        </w:rPr>
+        <w:t> :</w:t>
+      </w:r>
+      <w:r>
+        <w:rPr>
+          <w:rFonts w:ascii="Times New Roman" w:hAnsi="Times New Roman" w:cs="Times New Roman"/>
+          <w:lang w:val="fr-FR"/>
+        </w:rPr>
+        <w:t xml:space="preserve"> Une notification est reçue par un seul utilisateur.</w:t>
+      </w:r>
+    </w:p>
+    <w:p>
+      <w:pPr>
+        <w:spacing w:line="360" w:lineRule="auto"/>
+        <w:jc w:val="both"/>
+        <w:rPr>
+          <w:rFonts w:ascii="Times New Roman" w:hAnsi="Times New Roman" w:cs="Times New Roman"/>
+          <w:lang w:val="fr-FR"/>
+        </w:rPr>
+      </w:pPr>
+      <w:r>
+        <w:rPr>
+          <w:rFonts w:ascii="Times New Roman" w:hAnsi="Times New Roman" w:cs="Times New Roman"/>
+          <w:b/>
+          <w:bCs/>
+          <w:lang w:val="fr-FR"/>
+        </w:rPr>
+        <w:t>RG34</w:t>
+      </w:r>
+      <w:r>
+        <w:rPr>
+          <w:rFonts w:ascii="Times New Roman" w:hAnsi="Times New Roman" w:cs="Times New Roman"/>
+          <w:b/>
+          <w:bCs/>
+          <w:lang w:val="fr-FR"/>
+        </w:rPr>
+        <w:t> :</w:t>
+      </w:r>
+      <w:r>
+        <w:rPr>
+          <w:rFonts w:ascii="Times New Roman" w:hAnsi="Times New Roman" w:cs="Times New Roman"/>
+          <w:lang w:val="fr-FR"/>
+        </w:rPr>
+        <w:t xml:space="preserve"> Un utilisateur peut recevoir zéro, une ou plusieurs notifications.</w:t>
+      </w:r>
     </w:p>
     <w:p>
       <w:pPr>
@@ -1147,38 +2436,7 @@
           <w:szCs w:val="24"/>
           <w:lang w:val="fr-FR"/>
         </w:rPr>
-        <w:t>Règles</w:t>
-      </w:r>
-      <w:r>
-        <w:rPr>
-          <w:rFonts w:ascii="Times New Roman" w:hAnsi="Times New Roman" w:cs="Times New Roman"/>
-          <w:b/>
-          <w:sz w:val="24"/>
-          <w:szCs w:val="24"/>
-          <w:lang w:val="fr-FR"/>
-        </w:rPr>
-        <w:t xml:space="preserve"> de gestion</w:t>
-      </w:r>
-    </w:p>
-    <w:p>
-      <w:pPr>
-        <w:spacing w:line="360" w:lineRule="auto"/>
-        <w:jc w:val="both"/>
-        <w:rPr>
-          <w:rFonts w:ascii="Times New Roman" w:hAnsi="Times New Roman" w:cs="Times New Roman"/>
-          <w:sz w:val="24"/>
-          <w:szCs w:val="24"/>
-          <w:lang w:val="fr-FR"/>
-        </w:rPr>
-      </w:pPr>
-      <w:r>
-        <w:rPr>
-          <w:rFonts w:ascii="Times New Roman" w:hAnsi="Times New Roman" w:cs="Times New Roman"/>
-          <w:sz w:val="24"/>
-          <w:szCs w:val="24"/>
-          <w:lang w:val="fr-FR"/>
-        </w:rPr>
-        <w:t>Les règles de gestion suivantes définissent les principes de fonctionnement de la plateforme et encadrent l’utilisation des différents objets du système.</w:t>
+        <w:t xml:space="preserve">Exigences non fonctionnelles </w:t>
       </w:r>
     </w:p>
     <w:p>
@@ -1186,10 +2444,18 @@
         <w:pStyle w:val="Paragraphedeliste"/>
         <w:numPr>
           <w:ilvl w:val="0"/>
-          <w:numId w:val="14"/>
+          <w:numId w:val="13"/>
         </w:numPr>
         <w:spacing w:line="360" w:lineRule="auto"/>
         <w:jc w:val="both"/>
+        <w:rPr>
+          <w:rFonts w:ascii="Times New Roman" w:hAnsi="Times New Roman" w:cs="Times New Roman"/>
+          <w:sz w:val="24"/>
+          <w:szCs w:val="24"/>
+          <w:lang w:val="fr-FR"/>
+        </w:rPr>
+      </w:pPr>
+      <w:r>
         <w:rPr>
           <w:rFonts w:ascii="Times New Roman" w:hAnsi="Times New Roman" w:cs="Times New Roman"/>
           <w:b/>
@@ -1198,6 +2464,45 @@
           <w:szCs w:val="24"/>
           <w:lang w:val="fr-FR"/>
         </w:rPr>
+        <w:t>Sécurité</w:t>
+      </w:r>
+    </w:p>
+    <w:p>
+      <w:pPr>
+        <w:spacing w:line="360" w:lineRule="auto"/>
+        <w:jc w:val="both"/>
+        <w:rPr>
+          <w:rFonts w:ascii="Times New Roman" w:hAnsi="Times New Roman" w:cs="Times New Roman"/>
+          <w:sz w:val="24"/>
+          <w:szCs w:val="24"/>
+          <w:lang w:val="fr-FR"/>
+        </w:rPr>
+      </w:pPr>
+      <w:r>
+        <w:rPr>
+          <w:rFonts w:ascii="Times New Roman" w:hAnsi="Times New Roman" w:cs="Times New Roman"/>
+          <w:sz w:val="24"/>
+          <w:szCs w:val="24"/>
+          <w:lang w:val="fr-FR"/>
+        </w:rPr>
+        <w:t>L’accès à la plateforme est contrôlé par des rôles et par l’appartenance aux équipes et aux projets. Les utilisateurs ne peuvent consulter ou modifier que les informations auxquelles ils sont autorisés.</w:t>
+      </w:r>
+    </w:p>
+    <w:p>
+      <w:pPr>
+        <w:pStyle w:val="Paragraphedeliste"/>
+        <w:numPr>
+          <w:ilvl w:val="0"/>
+          <w:numId w:val="13"/>
+        </w:numPr>
+        <w:spacing w:line="360" w:lineRule="auto"/>
+        <w:jc w:val="both"/>
+        <w:rPr>
+          <w:rFonts w:ascii="Times New Roman" w:hAnsi="Times New Roman" w:cs="Times New Roman"/>
+          <w:sz w:val="24"/>
+          <w:szCs w:val="24"/>
+          <w:lang w:val="fr-FR"/>
+        </w:rPr>
       </w:pPr>
       <w:r>
         <w:rPr>
@@ -1208,11 +2513,37 @@
           <w:szCs w:val="24"/>
           <w:lang w:val="fr-FR"/>
         </w:rPr>
-        <w:t>Règles liées aux utilisateurs et aux équipes</w:t>
+        <w:t>Traçabilité</w:t>
       </w:r>
     </w:p>
     <w:p>
       <w:pPr>
+        <w:spacing w:line="360" w:lineRule="auto"/>
+        <w:jc w:val="both"/>
+        <w:rPr>
+          <w:rFonts w:ascii="Times New Roman" w:hAnsi="Times New Roman" w:cs="Times New Roman"/>
+          <w:sz w:val="24"/>
+          <w:szCs w:val="24"/>
+          <w:lang w:val="fr-FR"/>
+        </w:rPr>
+      </w:pPr>
+      <w:r>
+        <w:rPr>
+          <w:rFonts w:ascii="Times New Roman" w:hAnsi="Times New Roman" w:cs="Times New Roman"/>
+          <w:sz w:val="24"/>
+          <w:szCs w:val="24"/>
+          <w:lang w:val="fr-FR"/>
+        </w:rPr>
+        <w:t>Toutes les actions importantes réalisées sur les tâches sont enregistrées dans un historique. Chaque action est associée à un utilisateur et à une date afin d’assurer le suivi et la responsabilité des interventions.</w:t>
+      </w:r>
+    </w:p>
+    <w:p>
+      <w:pPr>
+        <w:pStyle w:val="Paragraphedeliste"/>
+        <w:numPr>
+          <w:ilvl w:val="0"/>
+          <w:numId w:val="13"/>
+        </w:numPr>
         <w:spacing w:line="360" w:lineRule="auto"/>
         <w:jc w:val="both"/>
         <w:rPr>
@@ -1231,758 +2562,27 @@
           <w:szCs w:val="24"/>
           <w:lang w:val="fr-FR"/>
         </w:rPr>
-        <w:t>RG1.</w:t>
-      </w:r>
-      <w:r>
+        <w:t>Collaboration</w:t>
+      </w:r>
+    </w:p>
+    <w:p>
+      <w:pPr>
+        <w:spacing w:line="360" w:lineRule="auto"/>
+        <w:jc w:val="both"/>
         <w:rPr>
           <w:rFonts w:ascii="Times New Roman" w:hAnsi="Times New Roman" w:cs="Times New Roman"/>
           <w:sz w:val="24"/>
           <w:szCs w:val="24"/>
           <w:lang w:val="fr-FR"/>
         </w:rPr>
-        <w:t xml:space="preserve"> Tout utilisateur doit être rattaché à au moins une équipe.</w:t>
-      </w:r>
-    </w:p>
-    <w:p>
-      <w:pPr>
-        <w:spacing w:line="360" w:lineRule="auto"/>
-        <w:jc w:val="both"/>
+      </w:pPr>
+      <w:r>
         <w:rPr>
           <w:rFonts w:ascii="Times New Roman" w:hAnsi="Times New Roman" w:cs="Times New Roman"/>
           <w:sz w:val="24"/>
           <w:szCs w:val="24"/>
           <w:lang w:val="fr-FR"/>
         </w:rPr>
-      </w:pPr>
-      <w:r>
-        <w:rPr>
-          <w:rFonts w:ascii="Times New Roman" w:hAnsi="Times New Roman" w:cs="Times New Roman"/>
-          <w:b/>
-          <w:bCs/>
-          <w:sz w:val="24"/>
-          <w:szCs w:val="24"/>
-          <w:lang w:val="fr-FR"/>
-        </w:rPr>
-        <w:t>RG2.</w:t>
-      </w:r>
-      <w:r>
-        <w:rPr>
-          <w:rFonts w:ascii="Times New Roman" w:hAnsi="Times New Roman" w:cs="Times New Roman"/>
-          <w:sz w:val="24"/>
-          <w:szCs w:val="24"/>
-          <w:lang w:val="fr-FR"/>
-        </w:rPr>
-        <w:t xml:space="preserve"> Un utilisateur possède un seul rôle à un instant donné (Administrateur, Chef de projet ou Membre).</w:t>
-      </w:r>
-    </w:p>
-    <w:p>
-      <w:pPr>
-        <w:spacing w:line="360" w:lineRule="auto"/>
-        <w:jc w:val="both"/>
-        <w:rPr>
-          <w:rFonts w:ascii="Times New Roman" w:hAnsi="Times New Roman" w:cs="Times New Roman"/>
-          <w:sz w:val="24"/>
-          <w:szCs w:val="24"/>
-          <w:lang w:val="fr-FR"/>
-        </w:rPr>
-      </w:pPr>
-      <w:r>
-        <w:rPr>
-          <w:rFonts w:ascii="Times New Roman" w:hAnsi="Times New Roman" w:cs="Times New Roman"/>
-          <w:b/>
-          <w:bCs/>
-          <w:sz w:val="24"/>
-          <w:szCs w:val="24"/>
-          <w:lang w:val="fr-FR"/>
-        </w:rPr>
-        <w:t>RG3.</w:t>
-      </w:r>
-      <w:r>
-        <w:rPr>
-          <w:rFonts w:ascii="Times New Roman" w:hAnsi="Times New Roman" w:cs="Times New Roman"/>
-          <w:sz w:val="24"/>
-          <w:szCs w:val="24"/>
-          <w:lang w:val="fr-FR"/>
-        </w:rPr>
-        <w:t xml:space="preserve"> Un administrateur peut gérer les comptes utilisateurs, les rôles et les équipes.</w:t>
-      </w:r>
-    </w:p>
-    <w:p>
-      <w:pPr>
-        <w:pStyle w:val="Paragraphedeliste"/>
-        <w:numPr>
-          <w:ilvl w:val="0"/>
-          <w:numId w:val="14"/>
-        </w:numPr>
-        <w:spacing w:line="360" w:lineRule="auto"/>
-        <w:jc w:val="both"/>
-        <w:rPr>
-          <w:rFonts w:ascii="Times New Roman" w:hAnsi="Times New Roman" w:cs="Times New Roman"/>
-          <w:sz w:val="24"/>
-          <w:szCs w:val="24"/>
-          <w:lang w:val="fr-FR"/>
-        </w:rPr>
-      </w:pPr>
-      <w:r>
-        <w:rPr>
-          <w:rFonts w:ascii="Times New Roman" w:hAnsi="Times New Roman" w:cs="Times New Roman"/>
-          <w:b/>
-          <w:bCs/>
-          <w:sz w:val="24"/>
-          <w:szCs w:val="24"/>
-          <w:lang w:val="fr-FR"/>
-        </w:rPr>
-        <w:t>Règles liées aux projets</w:t>
-      </w:r>
-    </w:p>
-    <w:p>
-      <w:pPr>
-        <w:spacing w:line="360" w:lineRule="auto"/>
-        <w:jc w:val="both"/>
-        <w:rPr>
-          <w:rFonts w:ascii="Times New Roman" w:hAnsi="Times New Roman" w:cs="Times New Roman"/>
-          <w:sz w:val="24"/>
-          <w:szCs w:val="24"/>
-          <w:lang w:val="fr-FR"/>
-        </w:rPr>
-      </w:pPr>
-      <w:r>
-        <w:rPr>
-          <w:rFonts w:ascii="Times New Roman" w:hAnsi="Times New Roman" w:cs="Times New Roman"/>
-          <w:b/>
-          <w:bCs/>
-          <w:sz w:val="24"/>
-          <w:szCs w:val="24"/>
-          <w:lang w:val="fr-FR"/>
-        </w:rPr>
-        <w:t>RG4.</w:t>
-      </w:r>
-      <w:r>
-        <w:rPr>
-          <w:rFonts w:ascii="Times New Roman" w:hAnsi="Times New Roman" w:cs="Times New Roman"/>
-          <w:sz w:val="24"/>
-          <w:szCs w:val="24"/>
-          <w:lang w:val="fr-FR"/>
-        </w:rPr>
-        <w:t xml:space="preserve"> Chaque projet appartient obligatoirement à une seule équipe.</w:t>
-      </w:r>
-    </w:p>
-    <w:p>
-      <w:pPr>
-        <w:spacing w:line="360" w:lineRule="auto"/>
-        <w:jc w:val="both"/>
-        <w:rPr>
-          <w:rFonts w:ascii="Times New Roman" w:hAnsi="Times New Roman" w:cs="Times New Roman"/>
-          <w:sz w:val="24"/>
-          <w:szCs w:val="24"/>
-          <w:lang w:val="fr-FR"/>
-        </w:rPr>
-      </w:pPr>
-      <w:r>
-        <w:rPr>
-          <w:rFonts w:ascii="Times New Roman" w:hAnsi="Times New Roman" w:cs="Times New Roman"/>
-          <w:b/>
-          <w:bCs/>
-          <w:sz w:val="24"/>
-          <w:szCs w:val="24"/>
-          <w:lang w:val="fr-FR"/>
-        </w:rPr>
-        <w:t>RG5.</w:t>
-      </w:r>
-      <w:r>
-        <w:rPr>
-          <w:rFonts w:ascii="Times New Roman" w:hAnsi="Times New Roman" w:cs="Times New Roman"/>
-          <w:sz w:val="24"/>
-          <w:szCs w:val="24"/>
-          <w:lang w:val="fr-FR"/>
-        </w:rPr>
-        <w:t xml:space="preserve"> Un projet peut être associé à un ou plusieurs utilisateurs.</w:t>
-      </w:r>
-    </w:p>
-    <w:p>
-      <w:pPr>
-        <w:spacing w:line="360" w:lineRule="auto"/>
-        <w:jc w:val="both"/>
-        <w:rPr>
-          <w:rFonts w:ascii="Times New Roman" w:hAnsi="Times New Roman" w:cs="Times New Roman"/>
-          <w:sz w:val="24"/>
-          <w:szCs w:val="24"/>
-          <w:lang w:val="fr-FR"/>
-        </w:rPr>
-      </w:pPr>
-      <w:r>
-        <w:rPr>
-          <w:rFonts w:ascii="Times New Roman" w:hAnsi="Times New Roman" w:cs="Times New Roman"/>
-          <w:b/>
-          <w:bCs/>
-          <w:sz w:val="24"/>
-          <w:szCs w:val="24"/>
-          <w:lang w:val="fr-FR"/>
-        </w:rPr>
-        <w:t>RG6.</w:t>
-      </w:r>
-      <w:r>
-        <w:rPr>
-          <w:rFonts w:ascii="Times New Roman" w:hAnsi="Times New Roman" w:cs="Times New Roman"/>
-          <w:sz w:val="24"/>
-          <w:szCs w:val="24"/>
-          <w:lang w:val="fr-FR"/>
-        </w:rPr>
-        <w:t xml:space="preserve"> Un projet possède un statut unique à un instant donné (en planification, en cours, en pause ou terminé).</w:t>
-      </w:r>
-    </w:p>
-    <w:p>
-      <w:pPr>
-        <w:pStyle w:val="Paragraphedeliste"/>
-        <w:numPr>
-          <w:ilvl w:val="0"/>
-          <w:numId w:val="14"/>
-        </w:numPr>
-        <w:spacing w:line="360" w:lineRule="auto"/>
-        <w:jc w:val="both"/>
-        <w:rPr>
-          <w:rFonts w:ascii="Times New Roman" w:hAnsi="Times New Roman" w:cs="Times New Roman"/>
-          <w:sz w:val="24"/>
-          <w:szCs w:val="24"/>
-          <w:lang w:val="fr-FR"/>
-        </w:rPr>
-      </w:pPr>
-      <w:r>
-        <w:rPr>
-          <w:rFonts w:ascii="Times New Roman" w:hAnsi="Times New Roman" w:cs="Times New Roman"/>
-          <w:b/>
-          <w:bCs/>
-          <w:sz w:val="24"/>
-          <w:szCs w:val="24"/>
-          <w:lang w:val="fr-FR"/>
-        </w:rPr>
-        <w:t>Règles liées aux tâches</w:t>
-      </w:r>
-    </w:p>
-    <w:p>
-      <w:pPr>
-        <w:spacing w:line="360" w:lineRule="auto"/>
-        <w:jc w:val="both"/>
-        <w:rPr>
-          <w:rFonts w:ascii="Times New Roman" w:hAnsi="Times New Roman" w:cs="Times New Roman"/>
-          <w:sz w:val="24"/>
-          <w:szCs w:val="24"/>
-          <w:lang w:val="fr-FR"/>
-        </w:rPr>
-      </w:pPr>
-      <w:r>
-        <w:rPr>
-          <w:rFonts w:ascii="Times New Roman" w:hAnsi="Times New Roman" w:cs="Times New Roman"/>
-          <w:b/>
-          <w:bCs/>
-          <w:sz w:val="24"/>
-          <w:szCs w:val="24"/>
-          <w:lang w:val="fr-FR"/>
-        </w:rPr>
-        <w:t>RG7.</w:t>
-      </w:r>
-      <w:r>
-        <w:rPr>
-          <w:rFonts w:ascii="Times New Roman" w:hAnsi="Times New Roman" w:cs="Times New Roman"/>
-          <w:sz w:val="24"/>
-          <w:szCs w:val="24"/>
-          <w:lang w:val="fr-FR"/>
-        </w:rPr>
-        <w:t xml:space="preserve"> Chaque tâche est obligatoirement rattachée à un seul projet.</w:t>
-      </w:r>
-    </w:p>
-    <w:p>
-      <w:pPr>
-        <w:spacing w:line="360" w:lineRule="auto"/>
-        <w:jc w:val="both"/>
-        <w:rPr>
-          <w:rFonts w:ascii="Times New Roman" w:hAnsi="Times New Roman" w:cs="Times New Roman"/>
-          <w:sz w:val="24"/>
-          <w:szCs w:val="24"/>
-          <w:lang w:val="fr-FR"/>
-        </w:rPr>
-      </w:pPr>
-      <w:r>
-        <w:rPr>
-          <w:rFonts w:ascii="Times New Roman" w:hAnsi="Times New Roman" w:cs="Times New Roman"/>
-          <w:b/>
-          <w:bCs/>
-          <w:sz w:val="24"/>
-          <w:szCs w:val="24"/>
-          <w:lang w:val="fr-FR"/>
-        </w:rPr>
-        <w:t>RG8.</w:t>
-      </w:r>
-      <w:r>
-        <w:rPr>
-          <w:rFonts w:ascii="Times New Roman" w:hAnsi="Times New Roman" w:cs="Times New Roman"/>
-          <w:sz w:val="24"/>
-          <w:szCs w:val="24"/>
-          <w:lang w:val="fr-FR"/>
-        </w:rPr>
-        <w:t xml:space="preserve"> Une tâche peut être assignée à zéro, un ou plusieurs utilisateurs.</w:t>
-      </w:r>
-    </w:p>
-    <w:p>
-      <w:pPr>
-        <w:spacing w:line="360" w:lineRule="auto"/>
-        <w:jc w:val="both"/>
-        <w:rPr>
-          <w:rFonts w:ascii="Times New Roman" w:hAnsi="Times New Roman" w:cs="Times New Roman"/>
-          <w:sz w:val="24"/>
-          <w:szCs w:val="24"/>
-          <w:lang w:val="fr-FR"/>
-        </w:rPr>
-      </w:pPr>
-      <w:r>
-        <w:rPr>
-          <w:rFonts w:ascii="Times New Roman" w:hAnsi="Times New Roman" w:cs="Times New Roman"/>
-          <w:b/>
-          <w:bCs/>
-          <w:sz w:val="24"/>
-          <w:szCs w:val="24"/>
-          <w:lang w:val="fr-FR"/>
-        </w:rPr>
-        <w:lastRenderedPageBreak/>
-        <w:t>RG9.</w:t>
-      </w:r>
-      <w:r>
-        <w:rPr>
-          <w:rFonts w:ascii="Times New Roman" w:hAnsi="Times New Roman" w:cs="Times New Roman"/>
-          <w:sz w:val="24"/>
-          <w:szCs w:val="24"/>
-          <w:lang w:val="fr-FR"/>
-        </w:rPr>
-        <w:t xml:space="preserve"> Une tâche possède un statut unique et un pourcentage d’avancement compris entre 0 et 100.</w:t>
-      </w:r>
-    </w:p>
-    <w:p>
-      <w:pPr>
-        <w:pStyle w:val="Paragraphedeliste"/>
-        <w:numPr>
-          <w:ilvl w:val="0"/>
-          <w:numId w:val="14"/>
-        </w:numPr>
-        <w:spacing w:line="360" w:lineRule="auto"/>
-        <w:jc w:val="both"/>
-        <w:rPr>
-          <w:rFonts w:ascii="Times New Roman" w:hAnsi="Times New Roman" w:cs="Times New Roman"/>
-          <w:sz w:val="24"/>
-          <w:szCs w:val="24"/>
-          <w:lang w:val="fr-FR"/>
-        </w:rPr>
-      </w:pPr>
-      <w:r>
-        <w:rPr>
-          <w:rFonts w:ascii="Times New Roman" w:hAnsi="Times New Roman" w:cs="Times New Roman"/>
-          <w:b/>
-          <w:bCs/>
-          <w:sz w:val="24"/>
-          <w:szCs w:val="24"/>
-          <w:lang w:val="fr-FR"/>
-        </w:rPr>
-        <w:t>Règles liées aux activités (logs)</w:t>
-      </w:r>
-    </w:p>
-    <w:p>
-      <w:pPr>
-        <w:spacing w:line="360" w:lineRule="auto"/>
-        <w:jc w:val="both"/>
-        <w:rPr>
-          <w:rFonts w:ascii="Times New Roman" w:hAnsi="Times New Roman" w:cs="Times New Roman"/>
-          <w:sz w:val="24"/>
-          <w:szCs w:val="24"/>
-          <w:lang w:val="fr-FR"/>
-        </w:rPr>
-      </w:pPr>
-      <w:r>
-        <w:rPr>
-          <w:rFonts w:ascii="Times New Roman" w:hAnsi="Times New Roman" w:cs="Times New Roman"/>
-          <w:b/>
-          <w:bCs/>
-          <w:sz w:val="24"/>
-          <w:szCs w:val="24"/>
-          <w:lang w:val="fr-FR"/>
-        </w:rPr>
-        <w:t>RG10.</w:t>
-      </w:r>
-      <w:r>
-        <w:rPr>
-          <w:rFonts w:ascii="Times New Roman" w:hAnsi="Times New Roman" w:cs="Times New Roman"/>
-          <w:sz w:val="24"/>
-          <w:szCs w:val="24"/>
-          <w:lang w:val="fr-FR"/>
-        </w:rPr>
-        <w:t xml:space="preserve"> Toute action significative effectuée sur une tâche génère automatiquement une activité.</w:t>
-      </w:r>
-      <w:r>
-        <w:rPr>
-          <w:rFonts w:ascii="Times New Roman" w:hAnsi="Times New Roman" w:cs="Times New Roman"/>
-          <w:sz w:val="24"/>
-          <w:szCs w:val="24"/>
-          <w:lang w:val="fr-FR"/>
-        </w:rPr>
-        <w:br/>
-      </w:r>
-      <w:r>
-        <w:rPr>
-          <w:rFonts w:ascii="Times New Roman" w:hAnsi="Times New Roman" w:cs="Times New Roman"/>
-          <w:b/>
-          <w:bCs/>
-          <w:sz w:val="24"/>
-          <w:szCs w:val="24"/>
-          <w:lang w:val="fr-FR"/>
-        </w:rPr>
-        <w:t>RG11.</w:t>
-      </w:r>
-      <w:r>
-        <w:rPr>
-          <w:rFonts w:ascii="Times New Roman" w:hAnsi="Times New Roman" w:cs="Times New Roman"/>
-          <w:sz w:val="24"/>
-          <w:szCs w:val="24"/>
-          <w:lang w:val="fr-FR"/>
-        </w:rPr>
-        <w:t xml:space="preserve"> Chaque activité est associée à un utilisateur et est horodatée afin d’assurer la traçabilité.</w:t>
-      </w:r>
-    </w:p>
-    <w:p>
-      <w:pPr>
-        <w:pStyle w:val="Paragraphedeliste"/>
-        <w:numPr>
-          <w:ilvl w:val="0"/>
-          <w:numId w:val="14"/>
-        </w:numPr>
-        <w:spacing w:line="360" w:lineRule="auto"/>
-        <w:jc w:val="both"/>
-        <w:rPr>
-          <w:rFonts w:ascii="Times New Roman" w:hAnsi="Times New Roman" w:cs="Times New Roman"/>
-          <w:sz w:val="24"/>
-          <w:szCs w:val="24"/>
-          <w:lang w:val="fr-FR"/>
-        </w:rPr>
-      </w:pPr>
-      <w:r>
-        <w:rPr>
-          <w:rFonts w:ascii="Times New Roman" w:hAnsi="Times New Roman" w:cs="Times New Roman"/>
-          <w:b/>
-          <w:bCs/>
-          <w:sz w:val="24"/>
-          <w:szCs w:val="24"/>
-          <w:lang w:val="fr-FR"/>
-        </w:rPr>
-        <w:t>Règles liées aux documents</w:t>
-      </w:r>
-    </w:p>
-    <w:p>
-      <w:pPr>
-        <w:spacing w:line="360" w:lineRule="auto"/>
-        <w:jc w:val="both"/>
-        <w:rPr>
-          <w:rFonts w:ascii="Times New Roman" w:hAnsi="Times New Roman" w:cs="Times New Roman"/>
-          <w:sz w:val="24"/>
-          <w:szCs w:val="24"/>
-          <w:lang w:val="fr-FR"/>
-        </w:rPr>
-      </w:pPr>
-      <w:r>
-        <w:rPr>
-          <w:rFonts w:ascii="Times New Roman" w:hAnsi="Times New Roman" w:cs="Times New Roman"/>
-          <w:b/>
-          <w:bCs/>
-          <w:sz w:val="24"/>
-          <w:szCs w:val="24"/>
-          <w:lang w:val="fr-FR"/>
-        </w:rPr>
-        <w:t>RG12.</w:t>
-      </w:r>
-      <w:r>
-        <w:rPr>
-          <w:rFonts w:ascii="Times New Roman" w:hAnsi="Times New Roman" w:cs="Times New Roman"/>
-          <w:sz w:val="24"/>
-          <w:szCs w:val="24"/>
-          <w:lang w:val="fr-FR"/>
-        </w:rPr>
-        <w:t xml:space="preserve"> </w:t>
-      </w:r>
-      <w:r>
-        <w:rPr>
-          <w:rFonts w:ascii="Times New Roman" w:hAnsi="Times New Roman" w:cs="Times New Roman"/>
-          <w:sz w:val="24"/>
-          <w:szCs w:val="24"/>
-          <w:lang w:val="fr-FR"/>
-        </w:rPr>
-        <w:t>Chaque document est déposé par un seul utilisateur.</w:t>
-      </w:r>
-    </w:p>
-    <w:p>
-      <w:pPr>
-        <w:spacing w:line="360" w:lineRule="auto"/>
-        <w:jc w:val="both"/>
-        <w:rPr>
-          <w:rFonts w:ascii="Times New Roman" w:hAnsi="Times New Roman" w:cs="Times New Roman"/>
-          <w:sz w:val="24"/>
-          <w:szCs w:val="24"/>
-          <w:lang w:val="fr-FR"/>
-        </w:rPr>
-      </w:pPr>
-      <w:r>
-        <w:rPr>
-          <w:rFonts w:ascii="Times New Roman" w:hAnsi="Times New Roman" w:cs="Times New Roman"/>
-          <w:b/>
-          <w:bCs/>
-          <w:sz w:val="24"/>
-          <w:szCs w:val="24"/>
-          <w:lang w:val="fr-FR"/>
-        </w:rPr>
-        <w:t>RG13.</w:t>
-      </w:r>
-      <w:r>
-        <w:rPr>
-          <w:rFonts w:ascii="Times New Roman" w:hAnsi="Times New Roman" w:cs="Times New Roman"/>
-          <w:sz w:val="24"/>
-          <w:szCs w:val="24"/>
-          <w:lang w:val="fr-FR"/>
-        </w:rPr>
-        <w:t xml:space="preserve"> Un document est rattaché soit à un projet, soit à une tâche, mais jamais aux deux simultanément.</w:t>
-      </w:r>
-    </w:p>
-    <w:p>
-      <w:pPr>
-        <w:pStyle w:val="Paragraphedeliste"/>
-        <w:numPr>
-          <w:ilvl w:val="0"/>
-          <w:numId w:val="14"/>
-        </w:numPr>
-        <w:spacing w:line="360" w:lineRule="auto"/>
-        <w:jc w:val="both"/>
-        <w:rPr>
-          <w:rFonts w:ascii="Times New Roman" w:hAnsi="Times New Roman" w:cs="Times New Roman"/>
-          <w:sz w:val="24"/>
-          <w:szCs w:val="24"/>
-          <w:lang w:val="fr-FR"/>
-        </w:rPr>
-      </w:pPr>
-      <w:r>
-        <w:rPr>
-          <w:rFonts w:ascii="Times New Roman" w:hAnsi="Times New Roman" w:cs="Times New Roman"/>
-          <w:b/>
-          <w:bCs/>
-          <w:sz w:val="24"/>
-          <w:szCs w:val="24"/>
-          <w:lang w:val="fr-FR"/>
-        </w:rPr>
-        <w:t>Règles liées aux notifications (optionnel)</w:t>
-      </w:r>
-    </w:p>
-    <w:p>
-      <w:pPr>
-        <w:spacing w:line="360" w:lineRule="auto"/>
-        <w:jc w:val="both"/>
-        <w:rPr>
-          <w:rFonts w:ascii="Times New Roman" w:hAnsi="Times New Roman" w:cs="Times New Roman"/>
-          <w:sz w:val="24"/>
-          <w:szCs w:val="24"/>
-          <w:lang w:val="fr-FR"/>
-        </w:rPr>
-      </w:pPr>
-      <w:r>
-        <w:rPr>
-          <w:rFonts w:ascii="Times New Roman" w:hAnsi="Times New Roman" w:cs="Times New Roman"/>
-          <w:b/>
-          <w:bCs/>
-          <w:sz w:val="24"/>
-          <w:szCs w:val="24"/>
-          <w:lang w:val="fr-FR"/>
-        </w:rPr>
-        <w:t>RG14.</w:t>
-      </w:r>
-      <w:r>
-        <w:rPr>
-          <w:rFonts w:ascii="Times New Roman" w:hAnsi="Times New Roman" w:cs="Times New Roman"/>
-          <w:sz w:val="24"/>
-          <w:szCs w:val="24"/>
-          <w:lang w:val="fr-FR"/>
-        </w:rPr>
-        <w:t xml:space="preserve"> Une notification peut être générée lors d’un événement important (création de tâche, commentaire, changement de statut).</w:t>
-      </w:r>
-    </w:p>
-    <w:p>
-      <w:pPr>
-        <w:spacing w:line="360" w:lineRule="auto"/>
-        <w:jc w:val="both"/>
-        <w:rPr>
-          <w:rFonts w:ascii="Times New Roman" w:hAnsi="Times New Roman" w:cs="Times New Roman"/>
-          <w:sz w:val="24"/>
-          <w:szCs w:val="24"/>
-          <w:lang w:val="fr-FR"/>
-        </w:rPr>
-      </w:pPr>
-      <w:r>
-        <w:rPr>
-          <w:rFonts w:ascii="Times New Roman" w:hAnsi="Times New Roman" w:cs="Times New Roman"/>
-          <w:b/>
-          <w:bCs/>
-          <w:sz w:val="24"/>
-          <w:szCs w:val="24"/>
-          <w:lang w:val="fr-FR"/>
-        </w:rPr>
-        <w:t>RG15.</w:t>
-      </w:r>
-      <w:r>
-        <w:rPr>
-          <w:rFonts w:ascii="Times New Roman" w:hAnsi="Times New Roman" w:cs="Times New Roman"/>
-          <w:sz w:val="24"/>
-          <w:szCs w:val="24"/>
-          <w:lang w:val="fr-FR"/>
-        </w:rPr>
-        <w:t xml:space="preserve"> Chaque notification est destinée à un utilisateur précis et peut être marquée comme lue ou non lue.</w:t>
-      </w:r>
-    </w:p>
-    <w:p>
-      <w:pPr>
-        <w:spacing w:line="360" w:lineRule="auto"/>
-        <w:jc w:val="both"/>
-        <w:rPr>
-          <w:rFonts w:ascii="Times New Roman" w:hAnsi="Times New Roman" w:cs="Times New Roman"/>
-          <w:sz w:val="24"/>
-          <w:szCs w:val="24"/>
-          <w:lang w:val="fr-FR"/>
-        </w:rPr>
-      </w:pPr>
-    </w:p>
-    <w:p>
-      <w:pPr>
-        <w:pStyle w:val="Paragraphedeliste"/>
-        <w:numPr>
-          <w:ilvl w:val="0"/>
-          <w:numId w:val="10"/>
-        </w:numPr>
-        <w:spacing w:line="360" w:lineRule="auto"/>
-        <w:jc w:val="both"/>
-        <w:rPr>
-          <w:rFonts w:ascii="Times New Roman" w:hAnsi="Times New Roman" w:cs="Times New Roman"/>
-          <w:sz w:val="24"/>
-          <w:szCs w:val="24"/>
-          <w:lang w:val="fr-FR"/>
-        </w:rPr>
-      </w:pPr>
-      <w:r>
-        <w:rPr>
-          <w:rFonts w:ascii="Times New Roman" w:hAnsi="Times New Roman" w:cs="Times New Roman"/>
-          <w:b/>
-          <w:sz w:val="24"/>
-          <w:szCs w:val="24"/>
-          <w:lang w:val="fr-FR"/>
-        </w:rPr>
-        <w:t xml:space="preserve">Exigences non fonctionnelles </w:t>
-      </w:r>
-    </w:p>
-    <w:p>
-      <w:pPr>
-        <w:spacing w:line="360" w:lineRule="auto"/>
-        <w:jc w:val="both"/>
-        <w:rPr>
-          <w:rFonts w:ascii="Times New Roman" w:hAnsi="Times New Roman" w:cs="Times New Roman"/>
-          <w:sz w:val="24"/>
-          <w:szCs w:val="24"/>
-          <w:lang w:val="fr-FR"/>
-        </w:rPr>
-      </w:pPr>
-      <w:r>
-        <w:rPr>
-          <w:rFonts w:ascii="Times New Roman" w:hAnsi="Times New Roman" w:cs="Times New Roman"/>
-          <w:b/>
-          <w:bCs/>
-          <w:sz w:val="24"/>
-          <w:szCs w:val="24"/>
-          <w:lang w:val="fr-FR"/>
-        </w:rPr>
-        <w:t>Sécurité</w:t>
-      </w:r>
-      <w:r>
-        <w:rPr>
-          <w:rFonts w:ascii="Times New Roman" w:hAnsi="Times New Roman" w:cs="Times New Roman"/>
-          <w:sz w:val="24"/>
-          <w:szCs w:val="24"/>
-          <w:lang w:val="fr-FR"/>
-        </w:rPr>
-        <w:br/>
-        <w:t>L’accès à la plateforme est contrôlé par des rôles et par l’appartenance aux équipes et aux projets. Les utilisateurs ne peuvent consulter ou modifier que les informations auxquelles ils sont autorisés.</w:t>
-      </w:r>
-    </w:p>
-    <w:p>
-      <w:pPr>
-        <w:spacing w:line="360" w:lineRule="auto"/>
-        <w:jc w:val="both"/>
-        <w:rPr>
-          <w:rFonts w:ascii="Times New Roman" w:hAnsi="Times New Roman" w:cs="Times New Roman"/>
-          <w:sz w:val="24"/>
-          <w:szCs w:val="24"/>
-          <w:lang w:val="fr-FR"/>
-        </w:rPr>
-      </w:pPr>
-      <w:r>
-        <w:rPr>
-          <w:rFonts w:ascii="Times New Roman" w:hAnsi="Times New Roman" w:cs="Times New Roman"/>
-          <w:b/>
-          <w:bCs/>
-          <w:sz w:val="24"/>
-          <w:szCs w:val="24"/>
-          <w:lang w:val="fr-FR"/>
-        </w:rPr>
-        <w:t>Traçabilité</w:t>
-      </w:r>
-      <w:r>
-        <w:rPr>
-          <w:rFonts w:ascii="Times New Roman" w:hAnsi="Times New Roman" w:cs="Times New Roman"/>
-          <w:sz w:val="24"/>
-          <w:szCs w:val="24"/>
-          <w:lang w:val="fr-FR"/>
-        </w:rPr>
-        <w:br/>
-        <w:t xml:space="preserve">Toutes les actions importantes réalisées sur les tâches sont enregistrées dans un historique. </w:t>
-      </w:r>
-      <w:r>
-        <w:rPr>
-          <w:rFonts w:ascii="Times New Roman" w:hAnsi="Times New Roman" w:cs="Times New Roman"/>
-          <w:sz w:val="24"/>
-          <w:szCs w:val="24"/>
-          <w:lang w:val="fr-FR"/>
-        </w:rPr>
-        <w:lastRenderedPageBreak/>
-        <w:t>Chaque action est associée à un utilisateur et à une date afin d’assurer le suivi et la responsabilité des interventions.</w:t>
-      </w:r>
-    </w:p>
-    <w:p>
-      <w:pPr>
-        <w:spacing w:line="360" w:lineRule="auto"/>
-        <w:jc w:val="both"/>
-        <w:rPr>
-          <w:rFonts w:ascii="Times New Roman" w:hAnsi="Times New Roman" w:cs="Times New Roman"/>
-          <w:sz w:val="24"/>
-          <w:szCs w:val="24"/>
-          <w:lang w:val="fr-FR"/>
-        </w:rPr>
-      </w:pPr>
-      <w:r>
-        <w:rPr>
-          <w:rFonts w:ascii="Times New Roman" w:hAnsi="Times New Roman" w:cs="Times New Roman"/>
-          <w:b/>
-          <w:bCs/>
-          <w:sz w:val="24"/>
-          <w:szCs w:val="24"/>
-          <w:lang w:val="fr-FR"/>
-        </w:rPr>
-        <w:t>Collaboration</w:t>
-      </w:r>
-      <w:r>
-        <w:rPr>
-          <w:rFonts w:ascii="Times New Roman" w:hAnsi="Times New Roman" w:cs="Times New Roman"/>
-          <w:sz w:val="24"/>
-          <w:szCs w:val="24"/>
-          <w:lang w:val="fr-FR"/>
-        </w:rPr>
-        <w:br/>
         <w:t>La plateforme doit permettre à plusieurs utilisateurs de travailler simultanément sur un même projet. Les membres peuvent échanger via des commentaires et suivre l’évolution des tâches en temps réel.</w:t>
       </w:r>
     </w:p>
@@ -2220,6 +2820,11 @@
       </w:pPr>
     </w:p>
     <w:p>
+      <w:pPr>
+        <w:rPr>
+          <w:lang w:val="fr-FR"/>
+        </w:rPr>
+      </w:pPr>
       <w:r>
         <w:rPr>
           <w:noProof/>
@@ -3887,21 +4492,7 @@
                                 <w:sz w:val="24"/>
                                 <w:szCs w:val="24"/>
                               </w:rPr>
-                              <w:t>Administrate</w:t>
-                            </w:r>
-                            <w:r>
-                              <w:rPr>
-                                <w:sz w:val="24"/>
-                                <w:szCs w:val="24"/>
-                              </w:rPr>
-                              <w:t>u</w:t>
-                            </w:r>
-                            <w:r>
-                              <w:rPr>
-                                <w:sz w:val="24"/>
-                                <w:szCs w:val="24"/>
-                              </w:rPr>
-                              <w:t>r</w:t>
+                              <w:t>Administrateur</w:t>
                             </w:r>
                           </w:p>
                         </w:txbxContent>
@@ -3943,21 +4534,7 @@
                           <w:sz w:val="24"/>
                           <w:szCs w:val="24"/>
                         </w:rPr>
-                        <w:t>Administrate</w:t>
-                      </w:r>
-                      <w:r>
-                        <w:rPr>
-                          <w:sz w:val="24"/>
-                          <w:szCs w:val="24"/>
-                        </w:rPr>
-                        <w:t>u</w:t>
-                      </w:r>
-                      <w:r>
-                        <w:rPr>
-                          <w:sz w:val="24"/>
-                          <w:szCs w:val="24"/>
-                        </w:rPr>
-                        <w:t>r</w:t>
+                        <w:t>Administrateur</w:t>
                       </w:r>
                     </w:p>
                   </w:txbxContent>
@@ -4443,7 +5020,7 @@
   <w:abstractNum w:abstractNumId="12" w15:restartNumberingAfterBreak="0">
     <w:nsid w:val="58D93B44"/>
     <w:multiLevelType w:val="hybridMultilevel"/>
-    <w:tmpl w:val="834456F8"/>
+    <w:tmpl w:val="06CAE03E"/>
     <w:lvl w:ilvl="0" w:tplc="040C0001">
       <w:start w:val="1"/>
       <w:numFmt w:val="bullet"/>
@@ -5314,7 +5891,6 @@
   <w:style w:type="character" w:default="1" w:styleId="Policepardfaut">
     <w:name w:val="Default Paragraph Font"/>
     <w:uiPriority w:val="1"/>
-    <w:semiHidden/>
     <w:unhideWhenUsed/>
   </w:style>
   <w:style w:type="table" w:default="1" w:styleId="TableauNormal">

--- a/Analyse fonctionnelle du système.docx
+++ b/Analyse fonctionnelle du système.docx
@@ -1410,33 +1410,6 @@
     </w:p>
     <w:p>
       <w:pPr>
-        <w:spacing w:line="360" w:lineRule="auto"/>
-        <w:jc w:val="both"/>
-        <w:rPr>
-          <w:rFonts w:ascii="Times New Roman" w:hAnsi="Times New Roman" w:cs="Times New Roman"/>
-          <w:b/>
-          <w:bCs/>
-          <w:sz w:val="24"/>
-          <w:szCs w:val="24"/>
-          <w:lang w:val="fr-FR"/>
-        </w:rPr>
-      </w:pPr>
-      <w:r>
-        <w:rPr>
-          <w:rFonts w:ascii="Times New Roman" w:hAnsi="Times New Roman" w:cs="Times New Roman"/>
-          <w:b/>
-          <w:bCs/>
-          <w:i/>
-          <w:iCs/>
-          <w:sz w:val="24"/>
-          <w:szCs w:val="24"/>
-          <w:lang w:val="fr-FR"/>
-        </w:rPr>
-        <w:t>(→ relation GERER)</w:t>
-      </w:r>
-    </w:p>
-    <w:p>
-      <w:pPr>
         <w:pStyle w:val="Paragraphedeliste"/>
         <w:numPr>
           <w:ilvl w:val="0"/>
@@ -1628,33 +1601,6 @@
     </w:p>
     <w:p>
       <w:pPr>
-        <w:spacing w:line="360" w:lineRule="auto"/>
-        <w:jc w:val="both"/>
-        <w:rPr>
-          <w:rFonts w:ascii="Times New Roman" w:hAnsi="Times New Roman" w:cs="Times New Roman"/>
-          <w:b/>
-          <w:bCs/>
-          <w:sz w:val="24"/>
-          <w:szCs w:val="24"/>
-          <w:lang w:val="fr-FR"/>
-        </w:rPr>
-      </w:pPr>
-      <w:r>
-        <w:rPr>
-          <w:rFonts w:ascii="Times New Roman" w:hAnsi="Times New Roman" w:cs="Times New Roman"/>
-          <w:b/>
-          <w:bCs/>
-          <w:i/>
-          <w:iCs/>
-          <w:sz w:val="24"/>
-          <w:szCs w:val="24"/>
-          <w:lang w:val="fr-FR"/>
-        </w:rPr>
-        <w:t>(→ relation CONTENIR)</w:t>
-      </w:r>
-    </w:p>
-    <w:p>
-      <w:pPr>
         <w:pStyle w:val="Paragraphedeliste"/>
         <w:numPr>
           <w:ilvl w:val="0"/>
@@ -2107,7 +2053,6 @@
           <w:bCs/>
           <w:lang w:val="fr-FR"/>
         </w:rPr>
-        <w:lastRenderedPageBreak/>
         <w:t>RG27</w:t>
       </w:r>
       <w:r>
@@ -2178,6 +2123,7 @@
           <w:bCs/>
           <w:lang w:val="fr-FR"/>
         </w:rPr>
+        <w:lastRenderedPageBreak/>
         <w:t>RG29</w:t>
       </w:r>
       <w:r>
@@ -2638,6 +2584,7 @@
           <w:szCs w:val="24"/>
           <w:lang w:val="fr-FR"/>
         </w:rPr>
+        <w:lastRenderedPageBreak/>
         <w:t>Le diagramme de contexte présente la plateforme de gestion de projets comme un système central en interaction avec trois acteurs principaux : l’administrateur, le chef de projet et le membre d’équipe.</w:t>
       </w:r>
     </w:p>
@@ -5891,6 +5838,7 @@
   <w:style w:type="character" w:default="1" w:styleId="Policepardfaut">
     <w:name w:val="Default Paragraph Font"/>
     <w:uiPriority w:val="1"/>
+    <w:semiHidden/>
     <w:unhideWhenUsed/>
   </w:style>
   <w:style w:type="table" w:default="1" w:styleId="TableauNormal">
